--- a/examples/habs_round1_2026/game4_post_2026-04-26_FR.docx
+++ b/examples/habs_round1_2026/game4_post_2026-04-26_FR.docx
@@ -84,7 +84,7 @@
           <w:sz w:val="20"/>
           <w:szCs w:val="20"/>
         </w:rPr>
-        <w:t xml:space="preserve">TBL 3, CH 2 (temps réglementaire). Série égale 2–2; M5 à Tampa.</w:t>
+        <w:t xml:space="preserve">TBL 3, CH 2. Série égale 2–2; M5 à Tampa.</w:t>
       </w:r>
       <w:r>
         <w:rPr>
@@ -93,7 +93,7 @@
           <w:sz w:val="20"/>
           <w:szCs w:val="20"/>
         </w:rPr>
-        <w:t xml:space="preserve"> Tampa marque deux fois en 13 minutes de P3 (Hagel les deux, Kucherov à la mention principale chaque fois). Le CH menait 2–1 à l'entracte après les buts de Bolduc et Caufield en P2 — mais Guentzel a réduit l'écart à 4 c. 4 avec 54 secondes à faire, et la période a basculé du côté de Tampa après l'entracte.</w:t>
+        <w:t xml:space="preserve"> Le CH menait 2–0 en deuxième, accorde un but à 4 c. 4 avec 54 secondes à faire en P2, puis encaisse deux fois Hagel en troisième (1:40 en AN, 15:07 à 5 c. 5). Hagel compte maintenant 6 buts en 4 matchs.</w:t>
       </w:r>
     </w:p>
     <w:p>
@@ -114,7 +114,7 @@
           <w:sz w:val="20"/>
           <w:szCs w:val="20"/>
         </w:rPr>
-        <w:t xml:space="preserve">Cumulé 5 c. 5 : marques identiques (6–6 BP/BC), mais le CH mène la part de BA à 53,0 % et la part de CHD à 60,5 %.</w:t>
+        <w:t xml:space="preserve">Le CH s'est-il écroulé en P3? À 5 c. 5, non.</w:t>
       </w:r>
       <w:r>
         <w:rPr>
@@ -123,7 +123,67 @@
           <w:sz w:val="20"/>
           <w:szCs w:val="20"/>
         </w:rPr>
-        <w:t xml:space="preserve"> Tampa renverse le volume (56,1 % des tentatives). La dynamique des trois premiers matchs persiste.</w:t>
+        <w:t xml:space="preserve"> Corsi% du CH par période : 39,1 % → 35,3 % → </w:t>
+      </w:r>
+      <w:r>
+        <w:rPr>
+          <w:rFonts w:ascii="Arial" w:cs="Arial" w:eastAsia="Arial" w:hAnsi="Arial"/>
+          <w:b/>
+          <w:bCs/>
+          <w:color w:val="111111"/>
+          <w:sz w:val="20"/>
+          <w:szCs w:val="20"/>
+        </w:rPr>
+        <w:t xml:space="preserve">50,0 %</w:t>
+      </w:r>
+      <w:r>
+        <w:rPr>
+          <w:rFonts w:ascii="Arial" w:cs="Arial" w:eastAsia="Arial" w:hAnsi="Arial"/>
+          <w:color w:val="111111"/>
+          <w:sz w:val="20"/>
+          <w:szCs w:val="20"/>
+        </w:rPr>
+        <w:t xml:space="preserve"> en P3. À 5 c. 5 strict en troisième, c'était égal (7–7 tentatives). Les dégâts viennent des </w:t>
+      </w:r>
+      <w:r>
+        <w:rPr>
+          <w:rFonts w:ascii="Arial" w:cs="Arial" w:eastAsia="Arial" w:hAnsi="Arial"/>
+          <w:b/>
+          <w:bCs/>
+          <w:color w:val="111111"/>
+          <w:sz w:val="20"/>
+          <w:szCs w:val="20"/>
+        </w:rPr>
+        <w:t xml:space="preserve">équipes spéciales + une déviation</w:t>
+      </w:r>
+      <w:r>
+        <w:rPr>
+          <w:rFonts w:ascii="Arial" w:cs="Arial" w:eastAsia="Arial" w:hAnsi="Arial"/>
+          <w:color w:val="111111"/>
+          <w:sz w:val="20"/>
+          <w:szCs w:val="20"/>
+        </w:rPr>
+        <w:t xml:space="preserve">, pas d'un effondrement territorial. </w:t>
+      </w:r>
+      <w:r>
+        <w:rPr>
+          <w:rFonts w:ascii="Arial" w:cs="Arial" w:eastAsia="Arial" w:hAnsi="Arial"/>
+          <w:b/>
+          <w:bCs/>
+          <w:color w:val="111111"/>
+          <w:sz w:val="20"/>
+          <w:szCs w:val="20"/>
+        </w:rPr>
+        <w:t xml:space="preserve">Trois pénalités du CH en P3</w:t>
+      </w:r>
+      <w:r>
+        <w:rPr>
+          <w:rFonts w:ascii="Arial" w:cs="Arial" w:eastAsia="Arial" w:hAnsi="Arial"/>
+          <w:color w:val="111111"/>
+          <w:sz w:val="20"/>
+          <w:szCs w:val="20"/>
+        </w:rPr>
+        <w:t xml:space="preserve"> mettent Tampa sur l'AN — le but égalisateur de Hagel arrive directement sur la deuxième.</w:t>
       </w:r>
     </w:p>
     <w:p>
@@ -144,7 +204,7 @@
           <w:sz w:val="20"/>
           <w:szCs w:val="20"/>
         </w:rPr>
-        <w:t xml:space="preserve">La thèse d'avant-match (Carlile→Crozier comme petite amélioration pour TBL) s'est vérifiée directionnellement et sans signification.</w:t>
+        <w:t xml:space="preserve">La mise en échec de Slafkovský est le 2ᵉ événement d'ancrage cadriciel de la série, pas le « 2ᵉ match consécutif ».</w:t>
       </w:r>
       <w:r>
         <w:rPr>
@@ -153,7 +213,47 @@
           <w:sz w:val="20"/>
           <w:szCs w:val="20"/>
         </w:rPr>
-        <w:t xml:space="preserve"> Projection : ++0,11 BA net/match, IC 80 % [-0,08, +0,31] chevauchant zéro. Crozier finit le match à 1–1 sur la glace. Le vrai swing vient de Hagel + Kucherov en P3, pas du 3ᵉ duo.</w:t>
+        <w:t xml:space="preserve"> Le combat Hagel-Slafkovský était au </w:t>
+      </w:r>
+      <w:r>
+        <w:rPr>
+          <w:rFonts w:ascii="Arial" w:cs="Arial" w:eastAsia="Arial" w:hAnsi="Arial"/>
+          <w:b/>
+          <w:bCs/>
+          <w:color w:val="111111"/>
+          <w:sz w:val="20"/>
+          <w:szCs w:val="20"/>
+        </w:rPr>
+        <w:t xml:space="preserve">Match 2</w:t>
+      </w:r>
+      <w:r>
+        <w:rPr>
+          <w:rFonts w:ascii="Arial" w:cs="Arial" w:eastAsia="Arial" w:hAnsi="Arial"/>
+          <w:color w:val="111111"/>
+          <w:sz w:val="20"/>
+          <w:szCs w:val="20"/>
+        </w:rPr>
+        <w:t xml:space="preserve"> (P2 5:14); le M3 n'avait aucun événement comparable. M4 : Crozier frappe à 17:48 de la P2 (avec le CH menant 2–0). Le but de Guentzel à 4 c. 4 suit </w:t>
+      </w:r>
+      <w:r>
+        <w:rPr>
+          <w:rFonts w:ascii="Arial" w:cs="Arial" w:eastAsia="Arial" w:hAnsi="Arial"/>
+          <w:b/>
+          <w:bCs/>
+          <w:color w:val="111111"/>
+          <w:sz w:val="20"/>
+          <w:szCs w:val="20"/>
+        </w:rPr>
+        <w:t xml:space="preserve">78 secondes plus tard</w:t>
+      </w:r>
+      <w:r>
+        <w:rPr>
+          <w:rFonts w:ascii="Arial" w:cs="Arial" w:eastAsia="Arial" w:hAnsi="Arial"/>
+          <w:color w:val="111111"/>
+          <w:sz w:val="20"/>
+          <w:szCs w:val="20"/>
+        </w:rPr>
+        <w:t xml:space="preserve">. La presse parle d'une « triade » qui a tourné le match — les données affinent : mise en échec + but à 4 c. 4 + indiscipline en P3.</w:t>
       </w:r>
     </w:p>
     <w:p>
@@ -282,7 +382,7 @@
           <w:sz w:val="30"/>
           <w:szCs w:val="30"/>
         </w:rPr>
-        <w:t xml:space="preserve">1. Comment le match s'est déroulé</w:t>
+        <w:t xml:space="preserve">1. La chronologie d'une avance de 2–0 qui s'évanouit</w:t>
       </w:r>
     </w:p>
     <w:p>
@@ -298,7 +398,7 @@
           <w:sz w:val="20"/>
           <w:szCs w:val="20"/>
         </w:rPr>
-        <w:t xml:space="preserve">Séquence des buts en ordre chronologique. Situation : 5 c. 5 = à forces égales, 5 c. 4 = avantage numérique, 4 c. 4 = pénalités coïncidentes. La couleur de la rangée indique l'équipe qui marque.</w:t>
+        <w:t xml:space="preserve">Séquence des buts en ordre chronologique + la mise en échec de Crozier sur Slafkovský insérée à son moment réel. La fenêtre de 78 secondes entre la mise en échec et le but de Guentzel à 4 c. 4, c'est ce que Marc Antoine Godin (Radio-Canada) appelle « la triade » — les chiffres sont plus bas.</w:t>
       </w:r>
     </w:p>
     <w:tbl>
@@ -404,7 +504,7 @@
                 <w:sz w:val="18"/>
                 <w:szCs w:val="18"/>
               </w:rPr>
-              <w:t xml:space="preserve">Marqueur</w:t>
+              <w:t xml:space="preserve">Marqueur / événement</w:t>
             </w:r>
           </w:p>
         </w:tc>
@@ -432,7 +532,7 @@
                 <w:sz w:val="18"/>
                 <w:szCs w:val="18"/>
               </w:rPr>
-              <w:t xml:space="preserve">Mentions</w:t>
+              <w:t xml:space="preserve">Mentions / détail</w:t>
             </w:r>
           </w:p>
         </w:tc>
@@ -745,6 +845,148 @@
                 <w:szCs w:val="18"/>
               </w:rPr>
               <w:t xml:space="preserve">5v4</w:t>
+            </w:r>
+          </w:p>
+        </w:tc>
+      </w:tr>
+      <w:tr>
+        <w:tc>
+          <w:tcPr>
+            <w:tcBorders>
+              <w:top w:val="single" w:color="BFBFBF" w:sz="4"/>
+              <w:left w:val="single" w:color="BFBFBF" w:sz="4"/>
+              <w:bottom w:val="single" w:color="BFBFBF" w:sz="4"/>
+              <w:right w:val="single" w:color="BFBFBF" w:sz="4"/>
+            </w:tcBorders>
+            <w:shd w:fill="FFF6E0" w:color="auto" w:val="clear"/>
+            <w:vAlign w:val="center"/>
+          </w:tcPr>
+          <w:p>
+            <w:pPr>
+              <w:spacing w:after="40" w:before="40"/>
+            </w:pPr>
+            <w:r>
+              <w:rPr>
+                <w:rFonts w:ascii="Arial" w:cs="Arial" w:eastAsia="Arial" w:hAnsi="Arial"/>
+                <w:b w:val="false"/>
+                <w:bCs w:val="false"/>
+                <w:color w:val="111111"/>
+                <w:sz w:val="18"/>
+                <w:szCs w:val="18"/>
+              </w:rPr>
+              <w:t xml:space="preserve">P2 17:48</w:t>
+            </w:r>
+          </w:p>
+        </w:tc>
+        <w:tc>
+          <w:tcPr>
+            <w:tcBorders>
+              <w:top w:val="single" w:color="BFBFBF" w:sz="4"/>
+              <w:left w:val="single" w:color="BFBFBF" w:sz="4"/>
+              <w:bottom w:val="single" w:color="BFBFBF" w:sz="4"/>
+              <w:right w:val="single" w:color="BFBFBF" w:sz="4"/>
+            </w:tcBorders>
+            <w:shd w:fill="FFF6E0" w:color="auto" w:val="clear"/>
+            <w:vAlign w:val="center"/>
+          </w:tcPr>
+          <w:p>
+            <w:pPr>
+              <w:spacing w:after="40" w:before="40"/>
+            </w:pPr>
+            <w:r>
+              <w:rPr>
+                <w:rFonts w:ascii="Arial" w:cs="Arial" w:eastAsia="Arial" w:hAnsi="Arial"/>
+                <w:b w:val="false"/>
+                <w:bCs w:val="false"/>
+                <w:color w:val="111111"/>
+                <w:sz w:val="18"/>
+                <w:szCs w:val="18"/>
+              </w:rPr>
+              <w:t xml:space="preserve">TBL</w:t>
+            </w:r>
+          </w:p>
+        </w:tc>
+        <w:tc>
+          <w:tcPr>
+            <w:tcBorders>
+              <w:top w:val="single" w:color="BFBFBF" w:sz="4"/>
+              <w:left w:val="single" w:color="BFBFBF" w:sz="4"/>
+              <w:bottom w:val="single" w:color="BFBFBF" w:sz="4"/>
+              <w:right w:val="single" w:color="BFBFBF" w:sz="4"/>
+            </w:tcBorders>
+            <w:shd w:fill="FFF6E0" w:color="auto" w:val="clear"/>
+            <w:vAlign w:val="center"/>
+          </w:tcPr>
+          <w:p>
+            <w:pPr>
+              <w:spacing w:after="40" w:before="40"/>
+            </w:pPr>
+            <w:r>
+              <w:rPr>
+                <w:rFonts w:ascii="Arial" w:cs="Arial" w:eastAsia="Arial" w:hAnsi="Arial"/>
+                <w:b w:val="false"/>
+                <w:bCs w:val="false"/>
+                <w:color w:val="111111"/>
+                <w:sz w:val="18"/>
+                <w:szCs w:val="18"/>
+              </w:rPr>
+              <w:t xml:space="preserve">⚡ Crozier · mise en échec sur Slafkovský</w:t>
+            </w:r>
+          </w:p>
+        </w:tc>
+        <w:tc>
+          <w:tcPr>
+            <w:tcBorders>
+              <w:top w:val="single" w:color="BFBFBF" w:sz="4"/>
+              <w:left w:val="single" w:color="BFBFBF" w:sz="4"/>
+              <w:bottom w:val="single" w:color="BFBFBF" w:sz="4"/>
+              <w:right w:val="single" w:color="BFBFBF" w:sz="4"/>
+            </w:tcBorders>
+            <w:shd w:fill="FFF6E0" w:color="auto" w:val="clear"/>
+            <w:vAlign w:val="center"/>
+          </w:tcPr>
+          <w:p>
+            <w:pPr>
+              <w:spacing w:after="40" w:before="40"/>
+            </w:pPr>
+            <w:r>
+              <w:rPr>
+                <w:rFonts w:ascii="Arial" w:cs="Arial" w:eastAsia="Arial" w:hAnsi="Arial"/>
+                <w:b w:val="false"/>
+                <w:bCs w:val="false"/>
+                <w:color w:val="111111"/>
+                <w:sz w:val="18"/>
+                <w:szCs w:val="18"/>
+              </w:rPr>
+              <w:t xml:space="preserve">zone neutre · CH menait alors 2–0</w:t>
+            </w:r>
+          </w:p>
+        </w:tc>
+        <w:tc>
+          <w:tcPr>
+            <w:tcBorders>
+              <w:top w:val="single" w:color="BFBFBF" w:sz="4"/>
+              <w:left w:val="single" w:color="BFBFBF" w:sz="4"/>
+              <w:bottom w:val="single" w:color="BFBFBF" w:sz="4"/>
+              <w:right w:val="single" w:color="BFBFBF" w:sz="4"/>
+            </w:tcBorders>
+            <w:shd w:fill="FFF6E0" w:color="auto" w:val="clear"/>
+            <w:vAlign w:val="center"/>
+          </w:tcPr>
+          <w:p>
+            <w:pPr>
+              <w:spacing w:after="40" w:before="40"/>
+            </w:pPr>
+            <w:r>
+              <w:rPr>
+                <w:rFonts w:ascii="Arial" w:cs="Arial" w:eastAsia="Arial" w:hAnsi="Arial"/>
+                <w:b w:val="false"/>
+                <w:bCs w:val="false"/>
+                <w:color w:val="111111"/>
+                <w:sz w:val="18"/>
+                <w:szCs w:val="18"/>
+              </w:rPr>
+              <w:t xml:space="preserve">—</w:t>
             </w:r>
           </w:p>
         </w:tc>
@@ -1190,7 +1432,7 @@
           <w:sz w:val="24"/>
           <w:szCs w:val="24"/>
         </w:rPr>
-        <w:t xml:space="preserve">Ce que la séquence raconte</w:t>
+        <w:t xml:space="preserve">Le CH s'est-il écroulé?</w:t>
       </w:r>
     </w:p>
     <w:p>
@@ -1211,7 +1453,7 @@
           <w:sz w:val="20"/>
           <w:szCs w:val="20"/>
         </w:rPr>
-        <w:t xml:space="preserve">1ʳᵉ période (0–0).</w:t>
+        <w:t xml:space="preserve">À 5 c. 5, non.</w:t>
       </w:r>
       <w:r>
         <w:rPr>
@@ -1220,7 +1462,27 @@
           <w:sz w:val="20"/>
           <w:szCs w:val="20"/>
         </w:rPr>
-        <w:t xml:space="preserve"> Tampa dirige le jeu (Corsi 5 c. 5 9–15, CHD 2–7). Dobeš tient le fort — le blanchissage de la P1 est entièrement le sien.</w:t>
+        <w:t xml:space="preserve"> Corsi% du CH par période : 39,1 → 35,3 → </w:t>
+      </w:r>
+      <w:r>
+        <w:rPr>
+          <w:rFonts w:ascii="Arial" w:cs="Arial" w:eastAsia="Arial" w:hAnsi="Arial"/>
+          <w:b/>
+          <w:bCs/>
+          <w:color w:val="111111"/>
+          <w:sz w:val="20"/>
+          <w:szCs w:val="20"/>
+        </w:rPr>
+        <w:t xml:space="preserve">50,0</w:t>
+      </w:r>
+      <w:r>
+        <w:rPr>
+          <w:rFonts w:ascii="Arial" w:cs="Arial" w:eastAsia="Arial" w:hAnsi="Arial"/>
+          <w:color w:val="111111"/>
+          <w:sz w:val="20"/>
+          <w:szCs w:val="20"/>
+        </w:rPr>
+        <w:t xml:space="preserve">. À 5 c. 5 strict en troisième, c'était égal — 7–7 en tentatives. Le CH a été plus équilibré à forces égales en P3 qu'en P1 ou P2.</w:t>
       </w:r>
     </w:p>
     <w:p>
@@ -1241,7 +1503,7 @@
           <w:sz w:val="20"/>
           <w:szCs w:val="20"/>
         </w:rPr>
-        <w:t xml:space="preserve">2ᵉ période (CH 2–1).</w:t>
+        <w:t xml:space="preserve">Aux spéciales, oui.</w:t>
       </w:r>
       <w:r>
         <w:rPr>
@@ -1250,27 +1512,7 @@
           <w:sz w:val="20"/>
           <w:szCs w:val="20"/>
         </w:rPr>
-        <w:t xml:space="preserve"> Bolduc à 10:06 sur des passes de Guhle et Texier à 5 c. 5 — le trio Texier-Dach-Bolduc qui marque encore. Caufield à 13:29 sur l'AN (Suzuki, Hutson). Puis une séquence de pénalités coïncidentes accouche du </w:t>
-      </w:r>
-      <w:r>
-        <w:rPr>
-          <w:rFonts w:ascii="Arial" w:cs="Arial" w:eastAsia="Arial" w:hAnsi="Arial"/>
-          <w:b/>
-          <w:bCs/>
-          <w:color w:val="111111"/>
-          <w:sz w:val="20"/>
-          <w:szCs w:val="20"/>
-        </w:rPr>
-        <w:t xml:space="preserve">but de Guentzel à 4 c. 4 à 19:06</w:t>
-      </w:r>
-      <w:r>
-        <w:rPr>
-          <w:rFonts w:ascii="Arial" w:cs="Arial" w:eastAsia="Arial" w:hAnsi="Arial"/>
-          <w:color w:val="111111"/>
-          <w:sz w:val="20"/>
-          <w:szCs w:val="20"/>
-        </w:rPr>
-        <w:t xml:space="preserve"> (Moser, Raddysh) — Tampa revient à 2–1 avec 54 secondes à faire. L'événement crucial du match.</w:t>
+        <w:t xml:space="preserve"> Trois pénalités du CH en P3 (vs 1 en P1, 0 en P2). Le but égalisateur de Hagel à 1:40 de la P3 vient sur la deuxième de ces AN. La ligne « équipe vétérane qui punit l'indiscipline » de St-Louis après-match survit aux chiffres — c'est exactement le mécanisme.</w:t>
       </w:r>
     </w:p>
     <w:p>
@@ -1291,7 +1533,7 @@
           <w:sz w:val="20"/>
           <w:szCs w:val="20"/>
         </w:rPr>
-        <w:t xml:space="preserve">3ᵉ période (TBL 3–2).</w:t>
+        <w:t xml:space="preserve">La phase 4 c. 4 a été le point d'inflexion.</w:t>
       </w:r>
       <w:r>
         <w:rPr>
@@ -1300,7 +1542,7 @@
           <w:sz w:val="20"/>
           <w:szCs w:val="20"/>
         </w:rPr>
-        <w:t xml:space="preserve"> Hagel égale en AN à 1:40 (Kucherov, Guentzel) — Tampa sort de l'entracte avec le momentum. </w:t>
+        <w:t xml:space="preserve"> De 2–0 avec 9:54 à faire en P2 à 2–1 avec 0:54 à faire, dans une séquence qui inclut la mise en échec de Crozier. Une fois ramené à un but d'écart, Tampa a fait jouer Hagel et Kucherov ensemble par séquences en P3, et un but en AN + une déviation de zone offensive ont suffi. </w:t>
       </w:r>
       <w:r>
         <w:rPr>
@@ -1311,7 +1553,7 @@
           <w:sz w:val="20"/>
           <w:szCs w:val="20"/>
         </w:rPr>
-        <w:t xml:space="preserve">But vainqueur de Hagel à 15:07 à 5 c. 5</w:t>
+        <w:t xml:space="preserve">Matheson était sur la glace pour les deux buts de Hagel.</w:t>
       </w:r>
       <w:r>
         <w:rPr>
@@ -1320,7 +1562,7 @@
           <w:sz w:val="20"/>
           <w:szCs w:val="20"/>
         </w:rPr>
-        <w:t xml:space="preserve"> (Kucherov, J.J. Moser) — il scelle l'affaire.</w:t>
+        <w:t xml:space="preserve"> Les deux tirs étaient des déviations à environ 15 pi du filet.</w:t>
       </w:r>
     </w:p>
     <w:p>
@@ -1341,7 +1583,7 @@
           <w:sz w:val="20"/>
           <w:szCs w:val="20"/>
         </w:rPr>
-        <w:t xml:space="preserve">Spéciales : 1 but en AN par camp (Caufield CH, Hagel TBL). La phase 4 c. 4 a été l'événement charnière</w:t>
+        <w:t xml:space="preserve">Ce qui ne s'est pas produit.</w:t>
       </w:r>
       <w:r>
         <w:rPr>
@@ -1350,7 +1592,7 @@
           <w:sz w:val="20"/>
           <w:szCs w:val="20"/>
         </w:rPr>
-        <w:t xml:space="preserve"> — et le plus évitable.</w:t>
+        <w:t xml:space="preserve"> Le CH n'a pas explosé en P3 à 5 c. 5. L'histoire n'est pas « le CH s'effondre sous la pression » — c'est « Tampa convertit trois manques de discipline + une perte en zone défensive en remontée pendant que le CH continue de jouer à peu près à égalité à forces égales ».</w:t>
       </w:r>
     </w:p>
     <w:p>
@@ -4801,7 +5043,7 @@
           <w:sz w:val="30"/>
           <w:szCs w:val="30"/>
         </w:rPr>
-        <w:t xml:space="preserve">6. Slafkovský — avant/après la mise en échec de Crozier</w:t>
+        <w:t xml:space="preserve">5. Tableau des affirmations de la presse — uniquement les intéressantes</w:t>
       </w:r>
     </w:p>
     <w:p>
@@ -4811,11 +5053,886 @@
       <w:r>
         <w:rPr>
           <w:rFonts w:ascii="Arial" w:cs="Arial" w:eastAsia="Arial" w:hAnsi="Arial"/>
+          <w:i/>
+          <w:iCs/>
+          <w:color w:val="666666"/>
+          <w:sz w:val="20"/>
+          <w:szCs w:val="20"/>
+        </w:rPr>
+        <w:t xml:space="preserve">Six affirmations analytiques tirées de RDS, Radio-Canada, LNH.com, Habs Eyes On The Prize, CBC et Tampa Bay Times. Les affirmations banales (la formation correspond au rapporté, Hutson a joué beaucoup) sont exclues par règle éditoriale. Codes couleur : vert = confirmée par les chiffres, ambre = mitigée/partielle, rouge = infirmée.</w:t>
+      </w:r>
+    </w:p>
+    <w:tbl>
+      <w:tblPr>
+        <w:tblW w:type="pct" w:w="100%"/>
+        <w:tblBorders>
+          <w:top w:val="single" w:color="auto" w:sz="4"/>
+          <w:left w:val="single" w:color="auto" w:sz="4"/>
+          <w:bottom w:val="single" w:color="auto" w:sz="4"/>
+          <w:right w:val="single" w:color="auto" w:sz="4"/>
+          <w:insideH w:val="single" w:color="auto" w:sz="4"/>
+          <w:insideV w:val="single" w:color="auto" w:sz="4"/>
+        </w:tblBorders>
+      </w:tblPr>
+      <w:tblGrid>
+        <w:gridCol w:w="3200"/>
+        <w:gridCol w:w="1500"/>
+        <w:gridCol w:w="1500"/>
+        <w:gridCol w:w="4500"/>
+      </w:tblGrid>
+      <w:tr>
+        <w:trPr>
+          <w:tblHeader/>
+        </w:trPr>
+        <w:tc>
+          <w:tcPr>
+            <w:tcBorders>
+              <w:top w:val="single" w:color="BFBFBF" w:sz="4"/>
+              <w:left w:val="single" w:color="BFBFBF" w:sz="4"/>
+              <w:bottom w:val="single" w:color="BFBFBF" w:sz="4"/>
+              <w:right w:val="single" w:color="BFBFBF" w:sz="4"/>
+            </w:tcBorders>
+            <w:shd w:fill="1F2F4A" w:color="auto" w:val="clear"/>
+            <w:vAlign w:val="center"/>
+          </w:tcPr>
+          <w:p>
+            <w:pPr>
+              <w:spacing w:after="60" w:before="60"/>
+            </w:pPr>
+            <w:r>
+              <w:rPr>
+                <w:rFonts w:ascii="Arial" w:cs="Arial" w:eastAsia="Arial" w:hAnsi="Arial"/>
+                <w:b/>
+                <w:bCs/>
+                <w:color w:val="FFFFFF"/>
+                <w:sz w:val="18"/>
+                <w:szCs w:val="18"/>
+              </w:rPr>
+              <w:t xml:space="preserve">Affirmation</w:t>
+            </w:r>
+          </w:p>
+        </w:tc>
+        <w:tc>
+          <w:tcPr>
+            <w:tcBorders>
+              <w:top w:val="single" w:color="BFBFBF" w:sz="4"/>
+              <w:left w:val="single" w:color="BFBFBF" w:sz="4"/>
+              <w:bottom w:val="single" w:color="BFBFBF" w:sz="4"/>
+              <w:right w:val="single" w:color="BFBFBF" w:sz="4"/>
+            </w:tcBorders>
+            <w:shd w:fill="1F2F4A" w:color="auto" w:val="clear"/>
+            <w:vAlign w:val="center"/>
+          </w:tcPr>
+          <w:p>
+            <w:pPr>
+              <w:spacing w:after="60" w:before="60"/>
+            </w:pPr>
+            <w:r>
+              <w:rPr>
+                <w:rFonts w:ascii="Arial" w:cs="Arial" w:eastAsia="Arial" w:hAnsi="Arial"/>
+                <w:b/>
+                <w:bCs/>
+                <w:color w:val="FFFFFF"/>
+                <w:sz w:val="18"/>
+                <w:szCs w:val="18"/>
+              </w:rPr>
+            </w:r>
+          </w:p>
+        </w:tc>
+        <w:tc>
+          <w:tcPr>
+            <w:tcBorders>
+              <w:top w:val="single" w:color="BFBFBF" w:sz="4"/>
+              <w:left w:val="single" w:color="BFBFBF" w:sz="4"/>
+              <w:bottom w:val="single" w:color="BFBFBF" w:sz="4"/>
+              <w:right w:val="single" w:color="BFBFBF" w:sz="4"/>
+            </w:tcBorders>
+            <w:shd w:fill="1F2F4A" w:color="auto" w:val="clear"/>
+            <w:vAlign w:val="center"/>
+          </w:tcPr>
+          <w:p>
+            <w:pPr>
+              <w:spacing w:after="60" w:before="60"/>
+            </w:pPr>
+            <w:r>
+              <w:rPr>
+                <w:rFonts w:ascii="Arial" w:cs="Arial" w:eastAsia="Arial" w:hAnsi="Arial"/>
+                <w:b/>
+                <w:bCs/>
+                <w:color w:val="FFFFFF"/>
+                <w:sz w:val="18"/>
+                <w:szCs w:val="18"/>
+              </w:rPr>
+              <w:t xml:space="preserve">Verdict</w:t>
+            </w:r>
+          </w:p>
+        </w:tc>
+        <w:tc>
+          <w:tcPr>
+            <w:tcBorders>
+              <w:top w:val="single" w:color="BFBFBF" w:sz="4"/>
+              <w:left w:val="single" w:color="BFBFBF" w:sz="4"/>
+              <w:bottom w:val="single" w:color="BFBFBF" w:sz="4"/>
+              <w:right w:val="single" w:color="BFBFBF" w:sz="4"/>
+            </w:tcBorders>
+            <w:shd w:fill="1F2F4A" w:color="auto" w:val="clear"/>
+            <w:vAlign w:val="center"/>
+          </w:tcPr>
+          <w:p>
+            <w:pPr>
+              <w:spacing w:after="60" w:before="60"/>
+            </w:pPr>
+            <w:r>
+              <w:rPr>
+                <w:rFonts w:ascii="Arial" w:cs="Arial" w:eastAsia="Arial" w:hAnsi="Arial"/>
+                <w:b/>
+                <w:bCs/>
+                <w:color w:val="FFFFFF"/>
+                <w:sz w:val="18"/>
+                <w:szCs w:val="18"/>
+              </w:rPr>
+              <w:t xml:space="preserve">Ce que disent les chiffres</w:t>
+            </w:r>
+          </w:p>
+        </w:tc>
+      </w:tr>
+      <w:tr>
+        <w:tc>
+          <w:tcPr>
+            <w:tcBorders>
+              <w:top w:val="single" w:color="BFBFBF" w:sz="4"/>
+              <w:left w:val="single" w:color="BFBFBF" w:sz="4"/>
+              <w:bottom w:val="single" w:color="BFBFBF" w:sz="4"/>
+              <w:right w:val="single" w:color="BFBFBF" w:sz="4"/>
+            </w:tcBorders>
+            <w:vAlign w:val="center"/>
+          </w:tcPr>
+          <w:p>
+            <w:pPr>
+              <w:spacing w:after="40" w:before="40"/>
+            </w:pPr>
+            <w:r>
+              <w:rPr>
+                <w:rFonts w:ascii="Arial" w:cs="Arial" w:eastAsia="Arial" w:hAnsi="Arial"/>
+                <w:b w:val="false"/>
+                <w:bCs w:val="false"/>
+                <w:color w:val="111111"/>
+                <w:sz w:val="18"/>
+                <w:szCs w:val="18"/>
+              </w:rPr>
+              <w:t xml:space="preserve">The Crozier hit on Slafkovský turned the game; it was the first event of a 'triad' (hit → 4v4 goal → late P2 pressure) that flipped momentum.</w:t>
+            </w:r>
+          </w:p>
+        </w:tc>
+        <w:tc>
+          <w:tcPr>
+            <w:tcBorders>
+              <w:top w:val="single" w:color="BFBFBF" w:sz="4"/>
+              <w:left w:val="single" w:color="BFBFBF" w:sz="4"/>
+              <w:bottom w:val="single" w:color="BFBFBF" w:sz="4"/>
+              <w:right w:val="single" w:color="BFBFBF" w:sz="4"/>
+            </w:tcBorders>
+            <w:vAlign w:val="center"/>
+          </w:tcPr>
+          <w:p>
+            <w:pPr>
+              <w:spacing w:after="40" w:before="40"/>
+            </w:pPr>
+            <w:r>
+              <w:rPr>
+                <w:rFonts w:ascii="Arial" w:cs="Arial" w:eastAsia="Arial" w:hAnsi="Arial"/>
+                <w:b w:val="false"/>
+                <w:bCs w:val="false"/>
+                <w:color w:val="111111"/>
+                <w:sz w:val="18"/>
+                <w:szCs w:val="18"/>
+              </w:rPr>
+              <w:t xml:space="preserve">Marc Antoine Godin (Radio-Canada) + Tampa players via François Gagnon (RDS)</w:t>
+            </w:r>
+          </w:p>
+        </w:tc>
+        <w:tc>
+          <w:tcPr>
+            <w:tcBorders>
+              <w:top w:val="single" w:color="BFBFBF" w:sz="4"/>
+              <w:left w:val="single" w:color="BFBFBF" w:sz="4"/>
+              <w:bottom w:val="single" w:color="BFBFBF" w:sz="4"/>
+              <w:right w:val="single" w:color="BFBFBF" w:sz="4"/>
+            </w:tcBorders>
+            <w:shd w:fill="FFF2CC" w:color="auto" w:val="clear"/>
+            <w:vAlign w:val="center"/>
+          </w:tcPr>
+          <w:p>
+            <w:pPr>
+              <w:spacing w:after="40" w:before="40"/>
+            </w:pPr>
+            <w:r>
+              <w:rPr>
+                <w:rFonts w:ascii="Arial" w:cs="Arial" w:eastAsia="Arial" w:hAnsi="Arial"/>
+                <w:b/>
+                <w:bCs/>
+                <w:color w:val="111111"/>
+                <w:sz w:val="18"/>
+                <w:szCs w:val="18"/>
+              </w:rPr>
+              <w:t xml:space="preserve">Mitigée</w:t>
+            </w:r>
+          </w:p>
+        </w:tc>
+        <w:tc>
+          <w:tcPr>
+            <w:tcBorders>
+              <w:top w:val="single" w:color="BFBFBF" w:sz="4"/>
+              <w:left w:val="single" w:color="BFBFBF" w:sz="4"/>
+              <w:bottom w:val="single" w:color="BFBFBF" w:sz="4"/>
+              <w:right w:val="single" w:color="BFBFBF" w:sz="4"/>
+            </w:tcBorders>
+            <w:vAlign w:val="center"/>
+          </w:tcPr>
+          <w:p>
+            <w:pPr>
+              <w:spacing w:after="40" w:before="40"/>
+            </w:pPr>
+            <w:r>
+              <w:rPr>
+                <w:rFonts w:ascii="Arial" w:cs="Arial" w:eastAsia="Arial" w:hAnsi="Arial"/>
+                <w:b w:val="false"/>
+                <w:bCs w:val="false"/>
+                <w:color w:val="111111"/>
+                <w:sz w:val="18"/>
+                <w:szCs w:val="18"/>
+              </w:rPr>
+              <w:t xml:space="preserve">MIXED. The hit (P2 17:48) preceded the Guentzel 4v4 goal by 78 seconds. Slafkovský-on-ice 5v5 Corsi POST-hit flipped from 23.1% pre to 66.7% post on a 4.67-min sample — but MTL conceded a goal with him on. The framework's read: it wasn't his ON-ICE play that collapsed, it was the team-level penalty discipline + Hagel's PP P3 strike. The 'triad' framing is journalistically tidy; the data says the swing was the 4v4 goal + the P3 PP, not the hit's territorial impact.</w:t>
+            </w:r>
+          </w:p>
+        </w:tc>
+      </w:tr>
+      <w:tr>
+        <w:tc>
+          <w:tcPr>
+            <w:tcBorders>
+              <w:top w:val="single" w:color="BFBFBF" w:sz="4"/>
+              <w:left w:val="single" w:color="BFBFBF" w:sz="4"/>
+              <w:bottom w:val="single" w:color="BFBFBF" w:sz="4"/>
+              <w:right w:val="single" w:color="BFBFBF" w:sz="4"/>
+            </w:tcBorders>
+            <w:vAlign w:val="center"/>
+          </w:tcPr>
+          <w:p>
+            <w:pPr>
+              <w:spacing w:after="40" w:before="40"/>
+            </w:pPr>
+            <w:r>
+              <w:rPr>
+                <w:rFonts w:ascii="Arial" w:cs="Arial" w:eastAsia="Arial" w:hAnsi="Arial"/>
+                <w:b w:val="false"/>
+                <w:bCs w:val="false"/>
+                <w:color w:val="111111"/>
+                <w:sz w:val="18"/>
+                <w:szCs w:val="18"/>
+              </w:rPr>
+              <w:t xml:space="preserve">MTL didn't play a good enough third period; the 2-goal lead became 'the worst lead in hockey'.</w:t>
+            </w:r>
+          </w:p>
+        </w:tc>
+        <w:tc>
+          <w:tcPr>
+            <w:tcBorders>
+              <w:top w:val="single" w:color="BFBFBF" w:sz="4"/>
+              <w:left w:val="single" w:color="BFBFBF" w:sz="4"/>
+              <w:bottom w:val="single" w:color="BFBFBF" w:sz="4"/>
+              <w:right w:val="single" w:color="BFBFBF" w:sz="4"/>
+            </w:tcBorders>
+            <w:vAlign w:val="center"/>
+          </w:tcPr>
+          <w:p>
+            <w:pPr>
+              <w:spacing w:after="40" w:before="40"/>
+            </w:pPr>
+            <w:r>
+              <w:rPr>
+                <w:rFonts w:ascii="Arial" w:cs="Arial" w:eastAsia="Arial" w:hAnsi="Arial"/>
+                <w:b w:val="false"/>
+                <w:bCs w:val="false"/>
+                <w:color w:val="111111"/>
+                <w:sz w:val="18"/>
+                <w:szCs w:val="18"/>
+              </w:rPr>
+              <w:t xml:space="preserve">Martin St-Louis post-game; François Gagnon (RDS); EOTP</w:t>
+            </w:r>
+          </w:p>
+        </w:tc>
+        <w:tc>
+          <w:tcPr>
+            <w:tcBorders>
+              <w:top w:val="single" w:color="BFBFBF" w:sz="4"/>
+              <w:left w:val="single" w:color="BFBFBF" w:sz="4"/>
+              <w:bottom w:val="single" w:color="BFBFBF" w:sz="4"/>
+              <w:right w:val="single" w:color="BFBFBF" w:sz="4"/>
+            </w:tcBorders>
+            <w:shd w:fill="FFF2CC" w:color="auto" w:val="clear"/>
+            <w:vAlign w:val="center"/>
+          </w:tcPr>
+          <w:p>
+            <w:pPr>
+              <w:spacing w:after="40" w:before="40"/>
+            </w:pPr>
+            <w:r>
+              <w:rPr>
+                <w:rFonts w:ascii="Arial" w:cs="Arial" w:eastAsia="Arial" w:hAnsi="Arial"/>
+                <w:b/>
+                <w:bCs/>
+                <w:color w:val="111111"/>
+                <w:sz w:val="18"/>
+                <w:szCs w:val="18"/>
+              </w:rPr>
+              <w:t xml:space="preserve">Partiellement confirmée</w:t>
+            </w:r>
+          </w:p>
+        </w:tc>
+        <w:tc>
+          <w:tcPr>
+            <w:tcBorders>
+              <w:top w:val="single" w:color="BFBFBF" w:sz="4"/>
+              <w:left w:val="single" w:color="BFBFBF" w:sz="4"/>
+              <w:bottom w:val="single" w:color="BFBFBF" w:sz="4"/>
+              <w:right w:val="single" w:color="BFBFBF" w:sz="4"/>
+            </w:tcBorders>
+            <w:vAlign w:val="center"/>
+          </w:tcPr>
+          <w:p>
+            <w:pPr>
+              <w:spacing w:after="40" w:before="40"/>
+            </w:pPr>
+            <w:r>
+              <w:rPr>
+                <w:rFonts w:ascii="Arial" w:cs="Arial" w:eastAsia="Arial" w:hAnsi="Arial"/>
+                <w:b w:val="false"/>
+                <w:bCs w:val="false"/>
+                <w:color w:val="111111"/>
+                <w:sz w:val="18"/>
+                <w:szCs w:val="18"/>
+              </w:rPr>
+              <w:t xml:space="preserve">At all strengths in P3, MTL Corsi% was 50.0% (vs P1 39.1%, P2 35.3%). At pure 5v5 in P3, MTL took 7 shot attempts vs Tampa's 7 — closer than the all-strength number suggests. MTL did NOT 'crash' at 5v5 — the P3 score effect was driven by Tampa's PP goal + a 5v5 deflection from a rebound situation. Cooper's 'best lead in hockey' claim has the prior; St-Louis's 'we didn't play a good enough third' is correct on the special-teams discipline angle, less so on 5v5 territorial.</w:t>
+            </w:r>
+          </w:p>
+        </w:tc>
+      </w:tr>
+      <w:tr>
+        <w:tc>
+          <w:tcPr>
+            <w:tcBorders>
+              <w:top w:val="single" w:color="BFBFBF" w:sz="4"/>
+              <w:left w:val="single" w:color="BFBFBF" w:sz="4"/>
+              <w:bottom w:val="single" w:color="BFBFBF" w:sz="4"/>
+              <w:right w:val="single" w:color="BFBFBF" w:sz="4"/>
+            </w:tcBorders>
+            <w:vAlign w:val="center"/>
+          </w:tcPr>
+          <w:p>
+            <w:pPr>
+              <w:spacing w:after="40" w:before="40"/>
+            </w:pPr>
+            <w:r>
+              <w:rPr>
+                <w:rFonts w:ascii="Arial" w:cs="Arial" w:eastAsia="Arial" w:hAnsi="Arial"/>
+                <w:b w:val="false"/>
+                <w:bCs w:val="false"/>
+                <w:color w:val="111111"/>
+                <w:sz w:val="18"/>
+                <w:szCs w:val="18"/>
+              </w:rPr>
+              <w:t xml:space="preserve">MTL took too many penalties in the third period; Tampa's veteran top-six punished it.</w:t>
+            </w:r>
+          </w:p>
+        </w:tc>
+        <w:tc>
+          <w:tcPr>
+            <w:tcBorders>
+              <w:top w:val="single" w:color="BFBFBF" w:sz="4"/>
+              <w:left w:val="single" w:color="BFBFBF" w:sz="4"/>
+              <w:bottom w:val="single" w:color="BFBFBF" w:sz="4"/>
+              <w:right w:val="single" w:color="BFBFBF" w:sz="4"/>
+            </w:tcBorders>
+            <w:vAlign w:val="center"/>
+          </w:tcPr>
+          <w:p>
+            <w:pPr>
+              <w:spacing w:after="40" w:before="40"/>
+            </w:pPr>
+            <w:r>
+              <w:rPr>
+                <w:rFonts w:ascii="Arial" w:cs="Arial" w:eastAsia="Arial" w:hAnsi="Arial"/>
+                <w:b w:val="false"/>
+                <w:bCs w:val="false"/>
+                <w:color w:val="111111"/>
+                <w:sz w:val="18"/>
+                <w:szCs w:val="18"/>
+              </w:rPr>
+              <w:t xml:space="preserve">Martin St-Louis: 'On a écopé trop de pénalités'; EOTP: 'Why can they not keep their sticks below shoulder level?'</w:t>
+            </w:r>
+          </w:p>
+        </w:tc>
+        <w:tc>
+          <w:tcPr>
+            <w:tcBorders>
+              <w:top w:val="single" w:color="BFBFBF" w:sz="4"/>
+              <w:left w:val="single" w:color="BFBFBF" w:sz="4"/>
+              <w:bottom w:val="single" w:color="BFBFBF" w:sz="4"/>
+              <w:right w:val="single" w:color="BFBFBF" w:sz="4"/>
+            </w:tcBorders>
+            <w:shd w:fill="E2F0D9" w:color="auto" w:val="clear"/>
+            <w:vAlign w:val="center"/>
+          </w:tcPr>
+          <w:p>
+            <w:pPr>
+              <w:spacing w:after="40" w:before="40"/>
+            </w:pPr>
+            <w:r>
+              <w:rPr>
+                <w:rFonts w:ascii="Arial" w:cs="Arial" w:eastAsia="Arial" w:hAnsi="Arial"/>
+                <w:b/>
+                <w:bCs/>
+                <w:color w:val="111111"/>
+                <w:sz w:val="18"/>
+                <w:szCs w:val="18"/>
+              </w:rPr>
+              <w:t xml:space="preserve">Confirmée</w:t>
+            </w:r>
+          </w:p>
+        </w:tc>
+        <w:tc>
+          <w:tcPr>
+            <w:tcBorders>
+              <w:top w:val="single" w:color="BFBFBF" w:sz="4"/>
+              <w:left w:val="single" w:color="BFBFBF" w:sz="4"/>
+              <w:bottom w:val="single" w:color="BFBFBF" w:sz="4"/>
+              <w:right w:val="single" w:color="BFBFBF" w:sz="4"/>
+            </w:tcBorders>
+            <w:vAlign w:val="center"/>
+          </w:tcPr>
+          <w:p>
+            <w:pPr>
+              <w:spacing w:after="40" w:before="40"/>
+            </w:pPr>
+            <w:r>
+              <w:rPr>
+                <w:rFonts w:ascii="Arial" w:cs="Arial" w:eastAsia="Arial" w:hAnsi="Arial"/>
+                <w:b w:val="false"/>
+                <w:bCs w:val="false"/>
+                <w:color w:val="111111"/>
+                <w:sz w:val="18"/>
+                <w:szCs w:val="18"/>
+              </w:rPr>
+              <w:t xml:space="preserve">CONFIRMED. P1 MTL penalties: 1. P2: 5. P3: 3 (PIM 6). The Hagel tying goal at P3 1:40 was on the resulting Tampa power play. St-Louis's claim survives the data — the specific mechanism (penalty → PP → Hagel) is exactly the chain.</w:t>
+            </w:r>
+          </w:p>
+        </w:tc>
+      </w:tr>
+      <w:tr>
+        <w:tc>
+          <w:tcPr>
+            <w:tcBorders>
+              <w:top w:val="single" w:color="BFBFBF" w:sz="4"/>
+              <w:left w:val="single" w:color="BFBFBF" w:sz="4"/>
+              <w:bottom w:val="single" w:color="BFBFBF" w:sz="4"/>
+              <w:right w:val="single" w:color="BFBFBF" w:sz="4"/>
+            </w:tcBorders>
+            <w:vAlign w:val="center"/>
+          </w:tcPr>
+          <w:p>
+            <w:pPr>
+              <w:spacing w:after="40" w:before="40"/>
+            </w:pPr>
+            <w:r>
+              <w:rPr>
+                <w:rFonts w:ascii="Arial" w:cs="Arial" w:eastAsia="Arial" w:hAnsi="Arial"/>
+                <w:b w:val="false"/>
+                <w:bCs w:val="false"/>
+                <w:color w:val="111111"/>
+                <w:sz w:val="18"/>
+                <w:szCs w:val="18"/>
+              </w:rPr>
+              <w:t xml:space="preserve">Matheson was on-ice for both Hagel goals and didn't clear him from the crease both times — a repeat error.</w:t>
+            </w:r>
+          </w:p>
+        </w:tc>
+        <w:tc>
+          <w:tcPr>
+            <w:tcBorders>
+              <w:top w:val="single" w:color="BFBFBF" w:sz="4"/>
+              <w:left w:val="single" w:color="BFBFBF" w:sz="4"/>
+              <w:bottom w:val="single" w:color="BFBFBF" w:sz="4"/>
+              <w:right w:val="single" w:color="BFBFBF" w:sz="4"/>
+            </w:tcBorders>
+            <w:vAlign w:val="center"/>
+          </w:tcPr>
+          <w:p>
+            <w:pPr>
+              <w:spacing w:after="40" w:before="40"/>
+            </w:pPr>
+            <w:r>
+              <w:rPr>
+                <w:rFonts w:ascii="Arial" w:cs="Arial" w:eastAsia="Arial" w:hAnsi="Arial"/>
+                <w:b w:val="false"/>
+                <w:bCs w:val="false"/>
+                <w:color w:val="111111"/>
+                <w:sz w:val="18"/>
+                <w:szCs w:val="18"/>
+              </w:rPr>
+              <w:t xml:space="preserve">Habs Eyes On The Prize: 'Matheson made the same mistake twice — failing to move Hagel out of the crease'</w:t>
+            </w:r>
+          </w:p>
+        </w:tc>
+        <w:tc>
+          <w:tcPr>
+            <w:tcBorders>
+              <w:top w:val="single" w:color="BFBFBF" w:sz="4"/>
+              <w:left w:val="single" w:color="BFBFBF" w:sz="4"/>
+              <w:bottom w:val="single" w:color="BFBFBF" w:sz="4"/>
+              <w:right w:val="single" w:color="BFBFBF" w:sz="4"/>
+            </w:tcBorders>
+            <w:shd w:fill="FFF2CC" w:color="auto" w:val="clear"/>
+            <w:vAlign w:val="center"/>
+          </w:tcPr>
+          <w:p>
+            <w:pPr>
+              <w:spacing w:after="40" w:before="40"/>
+            </w:pPr>
+            <w:r>
+              <w:rPr>
+                <w:rFonts w:ascii="Arial" w:cs="Arial" w:eastAsia="Arial" w:hAnsi="Arial"/>
+                <w:b/>
+                <w:bCs/>
+                <w:color w:val="111111"/>
+                <w:sz w:val="18"/>
+                <w:szCs w:val="18"/>
+              </w:rPr>
+              <w:t xml:space="preserve">Partiellement confirmée</w:t>
+            </w:r>
+          </w:p>
+        </w:tc>
+        <w:tc>
+          <w:tcPr>
+            <w:tcBorders>
+              <w:top w:val="single" w:color="BFBFBF" w:sz="4"/>
+              <w:left w:val="single" w:color="BFBFBF" w:sz="4"/>
+              <w:bottom w:val="single" w:color="BFBFBF" w:sz="4"/>
+              <w:right w:val="single" w:color="BFBFBF" w:sz="4"/>
+            </w:tcBorders>
+            <w:vAlign w:val="center"/>
+          </w:tcPr>
+          <w:p>
+            <w:pPr>
+              <w:spacing w:after="40" w:before="40"/>
+            </w:pPr>
+            <w:r>
+              <w:rPr>
+                <w:rFonts w:ascii="Arial" w:cs="Arial" w:eastAsia="Arial" w:hAnsi="Arial"/>
+                <w:b w:val="false"/>
+                <w:bCs w:val="false"/>
+                <w:color w:val="111111"/>
+                <w:sz w:val="18"/>
+                <w:szCs w:val="18"/>
+              </w:rPr>
+              <w:t xml:space="preserve">Hagel scored 2 goals (P3 1:40 PP and P3 15:07 5v5). Matheson was on-ice for both: True. Both shots were from low-slot/crease range. EOTP's framing is consistent with the on-ice data; whether 'failed to move' vs 'couldn't move' is a coaching-tape question the framework cannot answer from PBP alone.</w:t>
+            </w:r>
+          </w:p>
+        </w:tc>
+      </w:tr>
+      <w:tr>
+        <w:tc>
+          <w:tcPr>
+            <w:tcBorders>
+              <w:top w:val="single" w:color="BFBFBF" w:sz="4"/>
+              <w:left w:val="single" w:color="BFBFBF" w:sz="4"/>
+              <w:bottom w:val="single" w:color="BFBFBF" w:sz="4"/>
+              <w:right w:val="single" w:color="BFBFBF" w:sz="4"/>
+            </w:tcBorders>
+            <w:vAlign w:val="center"/>
+          </w:tcPr>
+          <w:p>
+            <w:pPr>
+              <w:spacing w:after="40" w:before="40"/>
+            </w:pPr>
+            <w:r>
+              <w:rPr>
+                <w:rFonts w:ascii="Arial" w:cs="Arial" w:eastAsia="Arial" w:hAnsi="Arial"/>
+                <w:b w:val="false"/>
+                <w:bCs w:val="false"/>
+                <w:color w:val="111111"/>
+                <w:sz w:val="18"/>
+                <w:szCs w:val="18"/>
+              </w:rPr>
+              <w:t xml:space="preserve">Tampa's Hagel-Point-Kucherov line drove the comeback.</w:t>
+            </w:r>
+          </w:p>
+        </w:tc>
+        <w:tc>
+          <w:tcPr>
+            <w:tcBorders>
+              <w:top w:val="single" w:color="BFBFBF" w:sz="4"/>
+              <w:left w:val="single" w:color="BFBFBF" w:sz="4"/>
+              <w:bottom w:val="single" w:color="BFBFBF" w:sz="4"/>
+              <w:right w:val="single" w:color="BFBFBF" w:sz="4"/>
+            </w:tcBorders>
+            <w:vAlign w:val="center"/>
+          </w:tcPr>
+          <w:p>
+            <w:pPr>
+              <w:spacing w:after="40" w:before="40"/>
+            </w:pPr>
+            <w:r>
+              <w:rPr>
+                <w:rFonts w:ascii="Arial" w:cs="Arial" w:eastAsia="Arial" w:hAnsi="Arial"/>
+                <w:b w:val="false"/>
+                <w:bCs w:val="false"/>
+                <w:color w:val="111111"/>
+                <w:sz w:val="18"/>
+                <w:szCs w:val="18"/>
+              </w:rPr>
+              <w:t xml:space="preserve">François Gagnon (RDS): 'Hagel-Point-Kucherov reunion was catalytic'</w:t>
+            </w:r>
+          </w:p>
+        </w:tc>
+        <w:tc>
+          <w:tcPr>
+            <w:tcBorders>
+              <w:top w:val="single" w:color="BFBFBF" w:sz="4"/>
+              <w:left w:val="single" w:color="BFBFBF" w:sz="4"/>
+              <w:bottom w:val="single" w:color="BFBFBF" w:sz="4"/>
+              <w:right w:val="single" w:color="BFBFBF" w:sz="4"/>
+            </w:tcBorders>
+            <w:shd w:fill="E2F0D9" w:color="auto" w:val="clear"/>
+            <w:vAlign w:val="center"/>
+          </w:tcPr>
+          <w:p>
+            <w:pPr>
+              <w:spacing w:after="40" w:before="40"/>
+            </w:pPr>
+            <w:r>
+              <w:rPr>
+                <w:rFonts w:ascii="Arial" w:cs="Arial" w:eastAsia="Arial" w:hAnsi="Arial"/>
+                <w:b/>
+                <w:bCs/>
+                <w:color w:val="111111"/>
+                <w:sz w:val="18"/>
+                <w:szCs w:val="18"/>
+              </w:rPr>
+              <w:t xml:space="preserve">Confirmée</w:t>
+            </w:r>
+          </w:p>
+        </w:tc>
+        <w:tc>
+          <w:tcPr>
+            <w:tcBorders>
+              <w:top w:val="single" w:color="BFBFBF" w:sz="4"/>
+              <w:left w:val="single" w:color="BFBFBF" w:sz="4"/>
+              <w:bottom w:val="single" w:color="BFBFBF" w:sz="4"/>
+              <w:right w:val="single" w:color="BFBFBF" w:sz="4"/>
+            </w:tcBorders>
+            <w:vAlign w:val="center"/>
+          </w:tcPr>
+          <w:p>
+            <w:pPr>
+              <w:spacing w:after="40" w:before="40"/>
+            </w:pPr>
+            <w:r>
+              <w:rPr>
+                <w:rFonts w:ascii="Arial" w:cs="Arial" w:eastAsia="Arial" w:hAnsi="Arial"/>
+                <w:b w:val="false"/>
+                <w:bCs w:val="false"/>
+                <w:color w:val="111111"/>
+                <w:sz w:val="18"/>
+                <w:szCs w:val="18"/>
+              </w:rPr>
+              <w:t xml:space="preserve">CONFIRMED. Trio together at any strength: P1 5.48 min, P2 6.30 min, P3 3.45 min. Hagel composite score by period: P1 0.00 → P2 1.75 → P3 9.55 (top-decile). Kucherov primary on both Hagel goals. The reunion narrative tracks — Cooper leaned on this trio harder in P3 than in P1+P2.</w:t>
+            </w:r>
+          </w:p>
+        </w:tc>
+      </w:tr>
+      <w:tr>
+        <w:tc>
+          <w:tcPr>
+            <w:tcBorders>
+              <w:top w:val="single" w:color="BFBFBF" w:sz="4"/>
+              <w:left w:val="single" w:color="BFBFBF" w:sz="4"/>
+              <w:bottom w:val="single" w:color="BFBFBF" w:sz="4"/>
+              <w:right w:val="single" w:color="BFBFBF" w:sz="4"/>
+            </w:tcBorders>
+            <w:vAlign w:val="center"/>
+          </w:tcPr>
+          <w:p>
+            <w:pPr>
+              <w:spacing w:after="40" w:before="40"/>
+            </w:pPr>
+            <w:r>
+              <w:rPr>
+                <w:rFonts w:ascii="Arial" w:cs="Arial" w:eastAsia="Arial" w:hAnsi="Arial"/>
+                <w:b w:val="false"/>
+                <w:bCs w:val="false"/>
+                <w:color w:val="111111"/>
+                <w:sz w:val="18"/>
+                <w:szCs w:val="18"/>
+              </w:rPr>
+              <w:t xml:space="preserve">The Habs deny the hit affected them.</w:t>
+            </w:r>
+          </w:p>
+        </w:tc>
+        <w:tc>
+          <w:tcPr>
+            <w:tcBorders>
+              <w:top w:val="single" w:color="BFBFBF" w:sz="4"/>
+              <w:left w:val="single" w:color="BFBFBF" w:sz="4"/>
+              <w:bottom w:val="single" w:color="BFBFBF" w:sz="4"/>
+              <w:right w:val="single" w:color="BFBFBF" w:sz="4"/>
+            </w:tcBorders>
+            <w:vAlign w:val="center"/>
+          </w:tcPr>
+          <w:p>
+            <w:pPr>
+              <w:spacing w:after="40" w:before="40"/>
+            </w:pPr>
+            <w:r>
+              <w:rPr>
+                <w:rFonts w:ascii="Arial" w:cs="Arial" w:eastAsia="Arial" w:hAnsi="Arial"/>
+                <w:b w:val="false"/>
+                <w:bCs w:val="false"/>
+                <w:color w:val="111111"/>
+                <w:sz w:val="18"/>
+                <w:szCs w:val="18"/>
+              </w:rPr>
+              <w:t xml:space="preserve">RDS — Matheson 'Je ne pense pas'; Guhle 'Big hits happen'; Bolduc 'maybe gave them some gas'</w:t>
+            </w:r>
+          </w:p>
+        </w:tc>
+        <w:tc>
+          <w:tcPr>
+            <w:tcBorders>
+              <w:top w:val="single" w:color="BFBFBF" w:sz="4"/>
+              <w:left w:val="single" w:color="BFBFBF" w:sz="4"/>
+              <w:bottom w:val="single" w:color="BFBFBF" w:sz="4"/>
+              <w:right w:val="single" w:color="BFBFBF" w:sz="4"/>
+            </w:tcBorders>
+            <w:shd w:fill="FFF2CC" w:color="auto" w:val="clear"/>
+            <w:vAlign w:val="center"/>
+          </w:tcPr>
+          <w:p>
+            <w:pPr>
+              <w:spacing w:after="40" w:before="40"/>
+            </w:pPr>
+            <w:r>
+              <w:rPr>
+                <w:rFonts w:ascii="Arial" w:cs="Arial" w:eastAsia="Arial" w:hAnsi="Arial"/>
+                <w:b/>
+                <w:bCs/>
+                <w:color w:val="111111"/>
+                <w:sz w:val="18"/>
+                <w:szCs w:val="18"/>
+              </w:rPr>
+              <w:t xml:space="preserve">Mitigée</w:t>
+            </w:r>
+          </w:p>
+        </w:tc>
+        <w:tc>
+          <w:tcPr>
+            <w:tcBorders>
+              <w:top w:val="single" w:color="BFBFBF" w:sz="4"/>
+              <w:left w:val="single" w:color="BFBFBF" w:sz="4"/>
+              <w:bottom w:val="single" w:color="BFBFBF" w:sz="4"/>
+              <w:right w:val="single" w:color="BFBFBF" w:sz="4"/>
+            </w:tcBorders>
+            <w:vAlign w:val="center"/>
+          </w:tcPr>
+          <w:p>
+            <w:pPr>
+              <w:spacing w:after="40" w:before="40"/>
+            </w:pPr>
+            <w:r>
+              <w:rPr>
+                <w:rFonts w:ascii="Arial" w:cs="Arial" w:eastAsia="Arial" w:hAnsi="Arial"/>
+                <w:b w:val="false"/>
+                <w:bCs w:val="false"/>
+                <w:color w:val="111111"/>
+                <w:sz w:val="18"/>
+                <w:szCs w:val="18"/>
+              </w:rPr>
+              <w:t xml:space="preserve">MIXED — Bolduc was right. Slafkovský's individual offense disappeared post-hit (0 SOG, 0 attempts). But team-level on-ice 5v5 Corsi with him on actually IMPROVED (3-10 → 4-2). The 'unaffected' line is not supported on the player-level (Slaf got fewer shifts in P3, 21% of available time vs 39% pre-hit). The 'gave them some gas' line IS supported by the timing — Guentzel 4v4 78 seconds later.</w:t>
+            </w:r>
+          </w:p>
+        </w:tc>
+      </w:tr>
+    </w:tbl>
+    <w:p>
+      <w:pPr>
+        <w:spacing w:after="100"/>
+      </w:pPr>
+      <w:r>
+        <w:rPr>
+          <w:rFonts w:ascii="Arial" w:cs="Arial" w:eastAsia="Arial" w:hAnsi="Arial"/>
+          <w:i/>
+          <w:iCs/>
+          <w:color w:val="666666"/>
+          <w:sz w:val="20"/>
+          <w:szCs w:val="20"/>
+        </w:rPr>
+        <w:t xml:space="preserve">Verdicts calculés dans `game4_press_validation.numbers.json`. Chaque ligne associe une citation à la vérification analytique.</w:t>
+      </w:r>
+    </w:p>
+    <w:p>
+      <w:r>
+        <w:br w:type="page"/>
+      </w:r>
+    </w:p>
+    <w:p>
+      <w:pPr>
+        <w:pStyle w:val="Heading1"/>
+        <w:spacing w:after="140" w:before="280"/>
+      </w:pPr>
+      <w:r>
+        <w:rPr>
+          <w:rFonts w:ascii="Arial" w:cs="Arial" w:eastAsia="Arial" w:hAnsi="Arial"/>
+          <w:b/>
+          <w:bCs/>
+          <w:color w:val="1F2F4A"/>
+          <w:sz w:val="30"/>
+          <w:szCs w:val="30"/>
+        </w:rPr>
+        <w:t xml:space="preserve">6. Slafkovský et le patron des événements de contact (correction)</w:t>
+      </w:r>
+    </w:p>
+    <w:p>
+      <w:pPr>
+        <w:spacing w:after="100"/>
+      </w:pPr>
+      <w:r>
+        <w:rPr>
+          <w:rFonts w:ascii="Arial" w:cs="Arial" w:eastAsia="Arial" w:hAnsi="Arial"/>
           <w:color w:val="111111"/>
           <w:sz w:val="20"/>
           <w:szCs w:val="20"/>
         </w:rPr>
-        <w:t xml:space="preserve">La mise en échec de Crozier sur Slafkovský à 17:48 de la P2 (zone neutre) est le deuxième match consécutif où un événement de contact lourd coïncide avec la disparition de l'offensive de Slafkovský. Le M2, c'était le combat avec Hagel à 5:14 de la P2; le M4, c'est cette mise en échec. Défenseur différent, même forme.</w:t>
+        <w:t xml:space="preserve">Le cadriciel traite le M4 (mise en échec de Crozier) et le M2 (combat avec Hagel) comme des points d'ancrage de tranche. </w:t>
+      </w:r>
+      <w:r>
+        <w:rPr>
+          <w:rFonts w:ascii="Arial" w:cs="Arial" w:eastAsia="Arial" w:hAnsi="Arial"/>
+          <w:b/>
+          <w:bCs/>
+          <w:color w:val="111111"/>
+          <w:sz w:val="20"/>
+          <w:szCs w:val="20"/>
+        </w:rPr>
+        <w:t xml:space="preserve">Ce n'est pas « deux matchs consécutifs » — le M3 n'avait aucun événement comparable.</w:t>
+      </w:r>
+      <w:r>
+        <w:rPr>
+          <w:rFonts w:ascii="Arial" w:cs="Arial" w:eastAsia="Arial" w:hAnsi="Arial"/>
+          <w:color w:val="111111"/>
+          <w:sz w:val="20"/>
+          <w:szCs w:val="20"/>
+        </w:rPr>
+        <w:t xml:space="preserve"> Chronologie multimatchs :</w:t>
       </w:r>
     </w:p>
     <w:p>
@@ -4836,7 +5953,7 @@
           <w:sz w:val="20"/>
           <w:szCs w:val="20"/>
         </w:rPr>
-        <w:t xml:space="preserve">Tranches du M4 (cette mise en échec).</w:t>
+        <w:t xml:space="preserve">Match 1</w:t>
       </w:r>
       <w:r>
         <w:rPr>
@@ -4845,7 +5962,7 @@
           <w:sz w:val="20"/>
           <w:szCs w:val="20"/>
         </w:rPr>
-        <w:t xml:space="preserve"> Avant : Slaf 11,55 min de TG, 2 TB, 1–0 buts sur la glace (le but de Bolduc). Après : 4,67 min de TG, 0 TB, 0–1 buts sur la glace (un de Hagel).</w:t>
+        <w:t xml:space="preserve"> (CH 4–3 PR) · Tour du chapeau de Slafkovský · Mise en échec de Cernak à 0:20 de la P1 — trop tôt dans la série pour être un ancrage.</w:t>
       </w:r>
     </w:p>
     <w:p>
@@ -4866,7 +5983,7 @@
           <w:sz w:val="20"/>
           <w:szCs w:val="20"/>
         </w:rPr>
-        <w:t xml:space="preserve">Tranches du M2 (combat Hagel).</w:t>
+        <w:t xml:space="preserve">Match 2</w:t>
       </w:r>
       <w:r>
         <w:rPr>
@@ -4875,7 +5992,27 @@
           <w:sz w:val="20"/>
           <w:szCs w:val="20"/>
         </w:rPr>
-        <w:t xml:space="preserve"> Avant : 8 TB, 3 buts sur 29,9 min. Après : 2 TB, 0 but sur 35,0 min. Source : `game2_context.yaml` + `game3_analysis.numbers.json -&gt; slaf_fight_buckets`.</w:t>
+        <w:t xml:space="preserve"> (TBL 3–2 PR) · </w:t>
+      </w:r>
+      <w:r>
+        <w:rPr>
+          <w:rFonts w:ascii="Arial" w:cs="Arial" w:eastAsia="Arial" w:hAnsi="Arial"/>
+          <w:b/>
+          <w:bCs/>
+          <w:color w:val="111111"/>
+          <w:sz w:val="20"/>
+          <w:szCs w:val="20"/>
+        </w:rPr>
+        <w:t xml:space="preserve">Combat Hagel-Slafkovský à 5:14 de la P2</w:t>
+      </w:r>
+      <w:r>
+        <w:rPr>
+          <w:rFonts w:ascii="Arial" w:cs="Arial" w:eastAsia="Arial" w:hAnsi="Arial"/>
+          <w:color w:val="111111"/>
+          <w:sz w:val="20"/>
+          <w:szCs w:val="20"/>
+        </w:rPr>
+        <w:t xml:space="preserve"> · Tranche avant (M1 + M2 jusqu'au combat) : 8 TB, 3 buts en 29,9 min. Tranche après (M2 dès 5:14 + M3) : 2 TB, 0 but en 35,0 min. Source : `game2_context.yaml`.</w:t>
       </w:r>
     </w:p>
     <w:p>
@@ -4896,7 +6033,7 @@
           <w:sz w:val="20"/>
           <w:szCs w:val="20"/>
         </w:rPr>
-        <w:t xml:space="preserve">Dossier compagnon :</w:t>
+        <w:t xml:space="preserve">Match 3</w:t>
       </w:r>
       <w:r>
         <w:rPr>
@@ -4905,7 +6042,147 @@
           <w:sz w:val="20"/>
           <w:szCs w:val="20"/>
         </w:rPr>
-        <w:t xml:space="preserve"> l'analyse pré/post focalisée se trouve dans `game4_slaf_hit_2026-04-26_{EN,FR}.docx` (chemin d'audit `game4_slaf_hit.numbers.json`).</w:t>
+        <w:t xml:space="preserve"> (CH 3–2 PR) · Aucun événement de contact d'ancrage cadriciel. Que des contacts de niveau échec-avant routinier. Source : `game3_context.yaml`.</w:t>
+      </w:r>
+    </w:p>
+    <w:p>
+      <w:pPr>
+        <w:pStyle w:val="ListParagraph"/>
+        <w:numPr>
+          <w:ilvl w:val="0"/>
+          <w:numId w:val="2"/>
+        </w:numPr>
+        <w:spacing w:after="80"/>
+      </w:pPr>
+      <w:r>
+        <w:rPr>
+          <w:rFonts w:ascii="Arial" w:cs="Arial" w:eastAsia="Arial" w:hAnsi="Arial"/>
+          <w:b/>
+          <w:bCs/>
+          <w:color w:val="111111"/>
+          <w:sz w:val="20"/>
+          <w:szCs w:val="20"/>
+        </w:rPr>
+        <w:t xml:space="preserve">Match 4</w:t>
+      </w:r>
+      <w:r>
+        <w:rPr>
+          <w:rFonts w:ascii="Arial" w:cs="Arial" w:eastAsia="Arial" w:hAnsi="Arial"/>
+          <w:color w:val="111111"/>
+          <w:sz w:val="20"/>
+          <w:szCs w:val="20"/>
+        </w:rPr>
+        <w:t xml:space="preserve"> (TBL 3–2) · </w:t>
+      </w:r>
+      <w:r>
+        <w:rPr>
+          <w:rFonts w:ascii="Arial" w:cs="Arial" w:eastAsia="Arial" w:hAnsi="Arial"/>
+          <w:b/>
+          <w:bCs/>
+          <w:color w:val="111111"/>
+          <w:sz w:val="20"/>
+          <w:szCs w:val="20"/>
+        </w:rPr>
+        <w:t xml:space="preserve">Mise en échec de Crozier sur Slafkovský à 17:48 de la P2</w:t>
+      </w:r>
+      <w:r>
+        <w:rPr>
+          <w:rFonts w:ascii="Arial" w:cs="Arial" w:eastAsia="Arial" w:hAnsi="Arial"/>
+          <w:color w:val="111111"/>
+          <w:sz w:val="20"/>
+          <w:szCs w:val="20"/>
+        </w:rPr>
+        <w:t xml:space="preserve">, le CH menant 2–0. Avant : 11,55 min de TG, 2 TB, 1 but du CH / 0 du TBL sur la glace. Après : 4,67 min de TG (la part de TG passe de 38,7 % à 21,0 % du temps disponible), 0 TB, 0 / 1 sur la glace. </w:t>
+      </w:r>
+      <w:r>
+        <w:rPr>
+          <w:rFonts w:ascii="Arial" w:cs="Arial" w:eastAsia="Arial" w:hAnsi="Arial"/>
+          <w:b/>
+          <w:bCs/>
+          <w:color w:val="111111"/>
+          <w:sz w:val="20"/>
+          <w:szCs w:val="20"/>
+        </w:rPr>
+        <w:t xml:space="preserve">Le Corsi 5 c. 5 du trio de Slaf s'est en fait AMÉLIORÉ après (3-10 → 4-2 sur 4,67 min) — mais sa production individuelle disparaît et son TG est coupé de moitié.</w:t>
+      </w:r>
+      <w:r>
+        <w:rPr>
+          <w:rFonts w:ascii="Arial" w:cs="Arial" w:eastAsia="Arial" w:hAnsi="Arial"/>
+          <w:color w:val="111111"/>
+          <w:sz w:val="20"/>
+          <w:szCs w:val="20"/>
+        </w:rPr>
+        <w:t xml:space="preserve"> Source : `game4_context.yaml` + dossier compagnon.</w:t>
+      </w:r>
+    </w:p>
+    <w:p>
+      <w:pPr>
+        <w:pStyle w:val="ListParagraph"/>
+        <w:numPr>
+          <w:ilvl w:val="0"/>
+          <w:numId w:val="2"/>
+        </w:numPr>
+        <w:spacing w:after="80"/>
+      </w:pPr>
+      <w:r>
+        <w:rPr>
+          <w:rFonts w:ascii="Arial" w:cs="Arial" w:eastAsia="Arial" w:hAnsi="Arial"/>
+          <w:b/>
+          <w:bCs/>
+          <w:color w:val="111111"/>
+          <w:sz w:val="20"/>
+          <w:szCs w:val="20"/>
+        </w:rPr>
+        <w:t xml:space="preserve">Lecture de la presse vs lecture des données.</w:t>
+      </w:r>
+      <w:r>
+        <w:rPr>
+          <w:rFonts w:ascii="Arial" w:cs="Arial" w:eastAsia="Arial" w:hAnsi="Arial"/>
+          <w:color w:val="111111"/>
+          <w:sz w:val="20"/>
+          <w:szCs w:val="20"/>
+        </w:rPr>
+        <w:t xml:space="preserve"> Marc Antoine Godin parle de « la triade » qui a tourné le match. Les joueurs nient un effet (Matheson : « Je ne pense pas »). Bolduc admet : « Peut-être que ça leur a donné un peu de gaz. » </w:t>
+      </w:r>
+      <w:r>
+        <w:rPr>
+          <w:rFonts w:ascii="Arial" w:cs="Arial" w:eastAsia="Arial" w:hAnsi="Arial"/>
+          <w:b/>
+          <w:bCs/>
+          <w:color w:val="111111"/>
+          <w:sz w:val="20"/>
+          <w:szCs w:val="20"/>
+        </w:rPr>
+        <w:t xml:space="preserve">La lecture honnête des données</w:t>
+      </w:r>
+      <w:r>
+        <w:rPr>
+          <w:rFonts w:ascii="Arial" w:cs="Arial" w:eastAsia="Arial" w:hAnsi="Arial"/>
+          <w:color w:val="111111"/>
+          <w:sz w:val="20"/>
+          <w:szCs w:val="20"/>
+        </w:rPr>
+        <w:t xml:space="preserve"> : Bolduc avait raison. La mise en échec (17:48) précède le but de Guentzel à 4 c. 4 (19:06) de </w:t>
+      </w:r>
+      <w:r>
+        <w:rPr>
+          <w:rFonts w:ascii="Arial" w:cs="Arial" w:eastAsia="Arial" w:hAnsi="Arial"/>
+          <w:b/>
+          <w:bCs/>
+          <w:color w:val="111111"/>
+          <w:sz w:val="20"/>
+          <w:szCs w:val="20"/>
+        </w:rPr>
+        <w:t xml:space="preserve">78 secondes</w:t>
+      </w:r>
+      <w:r>
+        <w:rPr>
+          <w:rFonts w:ascii="Arial" w:cs="Arial" w:eastAsia="Arial" w:hAnsi="Arial"/>
+          <w:color w:val="111111"/>
+          <w:sz w:val="20"/>
+          <w:szCs w:val="20"/>
+        </w:rPr>
+        <w:t xml:space="preserve">. La possession à 5 c. 5 du trio de Slaf s'améliore sur un mini-échantillon; sa production individuelle se tarit. Le cadre « 2ᵉ match consécutif » utilisé dans certains comptes-rendus est faux — les ancrages cadriciels sont M2 et M4, avec le M3 entre les deux.</w:t>
       </w:r>
     </w:p>
     <w:p>
@@ -7555,7 +8832,7 @@
         </w:numPr>
         <w:spacing w:after="60"/>
       </w:pPr>
-      <w:hyperlink w:history="1" r:id="rIdvpfmba5wf5nhwcex9gc2f">
+      <w:hyperlink w:history="1" r:id="rIdocoimmey-5mucafclksqe">
         <w:r>
           <w:rPr>
             <w:rStyle w:val="Hyperlink"/>
@@ -7576,7 +8853,7 @@
         </w:numPr>
         <w:spacing w:after="60"/>
       </w:pPr>
-      <w:hyperlink w:history="1" r:id="rIdwr08m-oagxpzg4uk8v14k">
+      <w:hyperlink w:history="1" r:id="rIdwlx8wnjmvyj2e-un9fajq">
         <w:r>
           <w:rPr>
             <w:rStyle w:val="Hyperlink"/>
@@ -7597,7 +8874,7 @@
         </w:numPr>
         <w:spacing w:after="60"/>
       </w:pPr>
-      <w:hyperlink w:history="1" r:id="rIdoz8wftg1sdmefmno44kl-">
+      <w:hyperlink w:history="1" r:id="rIdq2jhvswyjajma1ojf-xl_">
         <w:r>
           <w:rPr>
             <w:rStyle w:val="Hyperlink"/>
@@ -7618,7 +8895,7 @@
         </w:numPr>
         <w:spacing w:after="60"/>
       </w:pPr>
-      <w:hyperlink w:history="1" r:id="rId81dehkqwtgiwfc6rrrk44">
+      <w:hyperlink w:history="1" r:id="rIdxkhpiyomt31fadgeu9eq9">
         <w:r>
           <w:rPr>
             <w:rStyle w:val="Hyperlink"/>
@@ -7643,7 +8920,7 @@
           <w:sz w:val="22"/>
           <w:szCs w:val="22"/>
         </w:rPr>
-        <w:t xml:space="preserve">Contexte multimatchs (base canonique)</w:t>
+        <w:t xml:space="preserve">Presse francophone</w:t>
       </w:r>
     </w:p>
     <w:p>
@@ -7655,15 +8932,17 @@
         </w:numPr>
         <w:spacing w:after="60"/>
       </w:pPr>
-      <w:r>
-        <w:rPr>
-          <w:rFonts w:ascii="Arial" w:cs="Arial" w:eastAsia="Arial" w:hAnsi="Arial"/>
-          <w:color w:val="666666"/>
-          <w:sz w:val="18"/>
-          <w:szCs w:val="18"/>
-        </w:rPr>
-        <w:t xml:space="preserve">game2_context.yaml — référence du combat Hagel-Slafkovský</w:t>
-      </w:r>
+      <w:hyperlink w:history="1" r:id="rIddmtjjal_vvzgyyw8ct_ql">
+        <w:r>
+          <w:rPr>
+            <w:rStyle w:val="Hyperlink"/>
+            <w:rFonts w:ascii="Arial" w:cs="Arial" w:eastAsia="Arial" w:hAnsi="Arial"/>
+            <w:sz w:val="18"/>
+            <w:szCs w:val="18"/>
+          </w:rPr>
+          <w:t xml:space="preserve">Marc Antoine Godin · Radio-Canada · La triade qui a coûté cher</w:t>
+        </w:r>
+      </w:hyperlink>
     </w:p>
     <w:p>
       <w:pPr>
@@ -7674,15 +8953,17 @@
         </w:numPr>
         <w:spacing w:after="60"/>
       </w:pPr>
-      <w:r>
-        <w:rPr>
-          <w:rFonts w:ascii="Arial" w:cs="Arial" w:eastAsia="Arial" w:hAnsi="Arial"/>
-          <w:color w:val="666666"/>
-          <w:sz w:val="18"/>
-          <w:szCs w:val="18"/>
-        </w:rPr>
-        <w:t xml:space="preserve">game3_context.yaml — référence du brassage des trios</w:t>
-      </w:r>
+      <w:hyperlink w:history="1" r:id="rIdpcrtxlpcl3lqfogra7640">
+        <w:r>
+          <w:rPr>
+            <w:rStyle w:val="Hyperlink"/>
+            <w:rFonts w:ascii="Arial" w:cs="Arial" w:eastAsia="Arial" w:hAnsi="Arial"/>
+            <w:sz w:val="18"/>
+            <w:szCs w:val="18"/>
+          </w:rPr>
+          <w:t xml:space="preserve">François Gagnon · RDS · La pire avance au hockey</w:t>
+        </w:r>
+      </w:hyperlink>
     </w:p>
     <w:p>
       <w:pPr>
@@ -7693,31 +8974,17 @@
         </w:numPr>
         <w:spacing w:after="60"/>
       </w:pPr>
-      <w:r>
-        <w:rPr>
-          <w:rFonts w:ascii="Arial" w:cs="Arial" w:eastAsia="Arial" w:hAnsi="Arial"/>
-          <w:color w:val="666666"/>
-          <w:sz w:val="18"/>
-          <w:szCs w:val="18"/>
-        </w:rPr>
-        <w:t xml:space="preserve">game4_context.yaml — référence de la mise en échec de Crozier</w:t>
-      </w:r>
-    </w:p>
-    <w:p>
-      <w:pPr>
-        <w:spacing w:after="60" w:before="120"/>
-      </w:pPr>
-      <w:r>
-        <w:rPr>
-          <w:rFonts w:ascii="Arial" w:cs="Arial" w:eastAsia="Arial" w:hAnsi="Arial"/>
-          <w:b/>
-          <w:bCs/>
-          <w:color w:val="2F4A70"/>
-          <w:sz w:val="22"/>
-          <w:szCs w:val="22"/>
-        </w:rPr>
-        <w:t xml:space="preserve">Analyses compagnons</w:t>
-      </w:r>
+      <w:hyperlink w:history="1" r:id="rIdlcpk32o-wvmxg9bfggemk">
+        <w:r>
+          <w:rPr>
+            <w:rStyle w:val="Hyperlink"/>
+            <w:rFonts w:ascii="Arial" w:cs="Arial" w:eastAsia="Arial" w:hAnsi="Arial"/>
+            <w:sz w:val="18"/>
+            <w:szCs w:val="18"/>
+          </w:rPr>
+          <w:t xml:space="preserve">RDS · Slafkovsky sonné, le CH nie avoir été affecté</w:t>
+        </w:r>
+      </w:hyperlink>
     </w:p>
     <w:p>
       <w:pPr>
@@ -7728,15 +8995,17 @@
         </w:numPr>
         <w:spacing w:after="60"/>
       </w:pPr>
-      <w:r>
-        <w:rPr>
-          <w:rFonts w:ascii="Arial" w:cs="Arial" w:eastAsia="Arial" w:hAnsi="Arial"/>
-          <w:color w:val="666666"/>
-          <w:sz w:val="18"/>
-          <w:szCs w:val="18"/>
-        </w:rPr>
-        <w:t xml:space="preserve">Survol d'avant-match (projection moteur d'échange)</w:t>
-      </w:r>
+      <w:hyperlink w:history="1" r:id="rIdkmajlgd-efycagrdarkxh">
+        <w:r>
+          <w:rPr>
+            <w:rStyle w:val="Hyperlink"/>
+            <w:rFonts w:ascii="Arial" w:cs="Arial" w:eastAsia="Arial" w:hAnsi="Arial"/>
+            <w:sz w:val="18"/>
+            <w:szCs w:val="18"/>
+          </w:rPr>
+          <w:t xml:space="preserve">RDS · Le CH perd une avance et un match clé</w:t>
+        </w:r>
+      </w:hyperlink>
     </w:p>
     <w:p>
       <w:pPr>
@@ -7747,14 +9016,32 @@
         </w:numPr>
         <w:spacing w:after="60"/>
       </w:pPr>
-      <w:r>
-        <w:rPr>
-          <w:rFonts w:ascii="Arial" w:cs="Arial" w:eastAsia="Arial" w:hAnsi="Arial"/>
-          <w:color w:val="666666"/>
-          <w:sz w:val="18"/>
-          <w:szCs w:val="18"/>
-        </w:rPr>
-        <w:t xml:space="preserve">Multi-période en direct (P1+P2+P3 + légende du barème + vérif. de la thèse)</w:t>
+      <w:hyperlink w:history="1" r:id="rIdbdhzcaggxiviktwunfurb">
+        <w:r>
+          <w:rPr>
+            <w:rStyle w:val="Hyperlink"/>
+            <w:rFonts w:ascii="Arial" w:cs="Arial" w:eastAsia="Arial" w:hAnsi="Arial"/>
+            <w:sz w:val="18"/>
+            <w:szCs w:val="18"/>
+          </w:rPr>
+          <w:t xml:space="preserve">RDS · Les grands moments du match no 4 en direct</w:t>
+        </w:r>
+      </w:hyperlink>
+    </w:p>
+    <w:p>
+      <w:pPr>
+        <w:spacing w:after="60" w:before="120"/>
+      </w:pPr>
+      <w:r>
+        <w:rPr>
+          <w:rFonts w:ascii="Arial" w:cs="Arial" w:eastAsia="Arial" w:hAnsi="Arial"/>
+          <w:b/>
+          <w:bCs/>
+          <w:color w:val="2F4A70"/>
+          <w:sz w:val="22"/>
+          <w:szCs w:val="22"/>
+        </w:rPr>
+        <w:t xml:space="preserve">Presse anglophone</w:t>
       </w:r>
     </w:p>
     <w:p>
@@ -7766,6 +9053,127 @@
         </w:numPr>
         <w:spacing w:after="60"/>
       </w:pPr>
+      <w:hyperlink w:history="1" r:id="rIduar6fnuqqkbuf7j6s6taa">
+        <w:r>
+          <w:rPr>
+            <w:rStyle w:val="Hyperlink"/>
+            <w:rFonts w:ascii="Arial" w:cs="Arial" w:eastAsia="Arial" w:hAnsi="Arial"/>
+            <w:sz w:val="18"/>
+            <w:szCs w:val="18"/>
+          </w:rPr>
+          <w:t xml:space="preserve">NHL.com · Hagel scores twice in 3rd, Lightning rally in Game 4</w:t>
+        </w:r>
+      </w:hyperlink>
+    </w:p>
+    <w:p>
+      <w:pPr>
+        <w:pStyle w:val="ListParagraph"/>
+        <w:numPr>
+          <w:ilvl w:val="0"/>
+          <w:numId w:val="2"/>
+        </w:numPr>
+        <w:spacing w:after="60"/>
+      </w:pPr>
+      <w:hyperlink w:history="1" r:id="rIdhnszna1wlnpojqvxgv9yv">
+        <w:r>
+          <w:rPr>
+            <w:rStyle w:val="Hyperlink"/>
+            <w:rFonts w:ascii="Arial" w:cs="Arial" w:eastAsia="Arial" w:hAnsi="Arial"/>
+            <w:sz w:val="18"/>
+            <w:szCs w:val="18"/>
+          </w:rPr>
+          <w:t xml:space="preserve">Habs Eyes On The Prize · Top Six Minutes — Habs weren't smart enough</w:t>
+        </w:r>
+      </w:hyperlink>
+    </w:p>
+    <w:p>
+      <w:pPr>
+        <w:pStyle w:val="ListParagraph"/>
+        <w:numPr>
+          <w:ilvl w:val="0"/>
+          <w:numId w:val="2"/>
+        </w:numPr>
+        <w:spacing w:after="60"/>
+      </w:pPr>
+      <w:hyperlink w:history="1" r:id="rIdm6sgz8ilndzgo7z01owyz">
+        <w:r>
+          <w:rPr>
+            <w:rStyle w:val="Hyperlink"/>
+            <w:rFonts w:ascii="Arial" w:cs="Arial" w:eastAsia="Arial" w:hAnsi="Arial"/>
+            <w:sz w:val="18"/>
+            <w:szCs w:val="18"/>
+          </w:rPr>
+          <w:t xml:space="preserve">CBC News · Habs blow 2-goal lead, Hagel strikes twice</w:t>
+        </w:r>
+      </w:hyperlink>
+    </w:p>
+    <w:p>
+      <w:pPr>
+        <w:pStyle w:val="ListParagraph"/>
+        <w:numPr>
+          <w:ilvl w:val="0"/>
+          <w:numId w:val="2"/>
+        </w:numPr>
+        <w:spacing w:after="60"/>
+      </w:pPr>
+      <w:hyperlink w:history="1" r:id="rIdlwvvhd9tmks1rwuhurrmh">
+        <w:r>
+          <w:rPr>
+            <w:rStyle w:val="Hyperlink"/>
+            <w:rFonts w:ascii="Arial" w:cs="Arial" w:eastAsia="Arial" w:hAnsi="Arial"/>
+            <w:sz w:val="18"/>
+            <w:szCs w:val="18"/>
+          </w:rPr>
+          <w:t xml:space="preserve">Tampa Bay Times · Lightning even series with a boom in Game 4</w:t>
+        </w:r>
+      </w:hyperlink>
+    </w:p>
+    <w:p>
+      <w:pPr>
+        <w:pStyle w:val="ListParagraph"/>
+        <w:numPr>
+          <w:ilvl w:val="0"/>
+          <w:numId w:val="2"/>
+        </w:numPr>
+        <w:spacing w:after="60"/>
+      </w:pPr>
+      <w:hyperlink w:history="1" r:id="rIdrlv7seyi2bs3jvspmh-li">
+        <w:r>
+          <w:rPr>
+            <w:rStyle w:val="Hyperlink"/>
+            <w:rFonts w:ascii="Arial" w:cs="Arial" w:eastAsia="Arial" w:hAnsi="Arial"/>
+            <w:sz w:val="18"/>
+            <w:szCs w:val="18"/>
+          </w:rPr>
+          <w:t xml:space="preserve">TSN · Bolduc, Caufield as Canadiens on top after two periods</w:t>
+        </w:r>
+      </w:hyperlink>
+    </w:p>
+    <w:p>
+      <w:pPr>
+        <w:spacing w:after="60" w:before="120"/>
+      </w:pPr>
+      <w:r>
+        <w:rPr>
+          <w:rFonts w:ascii="Arial" w:cs="Arial" w:eastAsia="Arial" w:hAnsi="Arial"/>
+          <w:b/>
+          <w:bCs/>
+          <w:color w:val="2F4A70"/>
+          <w:sz w:val="22"/>
+          <w:szCs w:val="22"/>
+        </w:rPr>
+        <w:t xml:space="preserve">Contexte multimatchs (base canonique)</w:t>
+      </w:r>
+    </w:p>
+    <w:p>
+      <w:pPr>
+        <w:pStyle w:val="ListParagraph"/>
+        <w:numPr>
+          <w:ilvl w:val="0"/>
+          <w:numId w:val="2"/>
+        </w:numPr>
+        <w:spacing w:after="60"/>
+      </w:pPr>
       <w:r>
         <w:rPr>
           <w:rFonts w:ascii="Arial" w:cs="Arial" w:eastAsia="Arial" w:hAnsi="Arial"/>
@@ -7773,7 +9181,156 @@
           <w:sz w:val="18"/>
           <w:szCs w:val="18"/>
         </w:rPr>
+        <w:t xml:space="preserve">game2_context.yaml — référence du combat Hagel-Slafkovský</w:t>
+      </w:r>
+    </w:p>
+    <w:p>
+      <w:pPr>
+        <w:pStyle w:val="ListParagraph"/>
+        <w:numPr>
+          <w:ilvl w:val="0"/>
+          <w:numId w:val="2"/>
+        </w:numPr>
+        <w:spacing w:after="60"/>
+      </w:pPr>
+      <w:r>
+        <w:rPr>
+          <w:rFonts w:ascii="Arial" w:cs="Arial" w:eastAsia="Arial" w:hAnsi="Arial"/>
+          <w:color w:val="666666"/>
+          <w:sz w:val="18"/>
+          <w:szCs w:val="18"/>
+        </w:rPr>
+        <w:t xml:space="preserve">game3_context.yaml — référence du brassage des trios</w:t>
+      </w:r>
+    </w:p>
+    <w:p>
+      <w:pPr>
+        <w:pStyle w:val="ListParagraph"/>
+        <w:numPr>
+          <w:ilvl w:val="0"/>
+          <w:numId w:val="2"/>
+        </w:numPr>
+        <w:spacing w:after="60"/>
+      </w:pPr>
+      <w:r>
+        <w:rPr>
+          <w:rFonts w:ascii="Arial" w:cs="Arial" w:eastAsia="Arial" w:hAnsi="Arial"/>
+          <w:color w:val="666666"/>
+          <w:sz w:val="18"/>
+          <w:szCs w:val="18"/>
+        </w:rPr>
+        <w:t xml:space="preserve">game4_context.yaml — référence de la mise en échec de Crozier</w:t>
+      </w:r>
+    </w:p>
+    <w:p>
+      <w:pPr>
+        <w:spacing w:after="60" w:before="120"/>
+      </w:pPr>
+      <w:r>
+        <w:rPr>
+          <w:rFonts w:ascii="Arial" w:cs="Arial" w:eastAsia="Arial" w:hAnsi="Arial"/>
+          <w:b/>
+          <w:bCs/>
+          <w:color w:val="2F4A70"/>
+          <w:sz w:val="22"/>
+          <w:szCs w:val="22"/>
+        </w:rPr>
+        <w:t xml:space="preserve">Analyses compagnons</w:t>
+      </w:r>
+    </w:p>
+    <w:p>
+      <w:pPr>
+        <w:pStyle w:val="ListParagraph"/>
+        <w:numPr>
+          <w:ilvl w:val="0"/>
+          <w:numId w:val="2"/>
+        </w:numPr>
+        <w:spacing w:after="60"/>
+      </w:pPr>
+      <w:r>
+        <w:rPr>
+          <w:rFonts w:ascii="Arial" w:cs="Arial" w:eastAsia="Arial" w:hAnsi="Arial"/>
+          <w:color w:val="666666"/>
+          <w:sz w:val="18"/>
+          <w:szCs w:val="18"/>
+        </w:rPr>
+        <w:t xml:space="preserve">Survol d'avant-match (projection moteur d'échange)</w:t>
+      </w:r>
+    </w:p>
+    <w:p>
+      <w:pPr>
+        <w:pStyle w:val="ListParagraph"/>
+        <w:numPr>
+          <w:ilvl w:val="0"/>
+          <w:numId w:val="2"/>
+        </w:numPr>
+        <w:spacing w:after="60"/>
+      </w:pPr>
+      <w:r>
+        <w:rPr>
+          <w:rFonts w:ascii="Arial" w:cs="Arial" w:eastAsia="Arial" w:hAnsi="Arial"/>
+          <w:color w:val="666666"/>
+          <w:sz w:val="18"/>
+          <w:szCs w:val="18"/>
+        </w:rPr>
+        <w:t xml:space="preserve">Multi-période en direct (P1+P2+P3 + légende du barème + vérif. de la thèse)</w:t>
+      </w:r>
+    </w:p>
+    <w:p>
+      <w:pPr>
+        <w:pStyle w:val="ListParagraph"/>
+        <w:numPr>
+          <w:ilvl w:val="0"/>
+          <w:numId w:val="2"/>
+        </w:numPr>
+        <w:spacing w:after="60"/>
+      </w:pPr>
+      <w:r>
+        <w:rPr>
+          <w:rFonts w:ascii="Arial" w:cs="Arial" w:eastAsia="Arial" w:hAnsi="Arial"/>
+          <w:color w:val="666666"/>
+          <w:sz w:val="18"/>
+          <w:szCs w:val="18"/>
+        </w:rPr>
         <w:t xml:space="preserve">Spécial Slafkovský pré/post-mise en échec</w:t>
+      </w:r>
+    </w:p>
+    <w:p>
+      <w:pPr>
+        <w:pStyle w:val="ListParagraph"/>
+        <w:numPr>
+          <w:ilvl w:val="0"/>
+          <w:numId w:val="2"/>
+        </w:numPr>
+        <w:spacing w:after="60"/>
+      </w:pPr>
+      <w:r>
+        <w:rPr>
+          <w:rFonts w:ascii="Arial" w:cs="Arial" w:eastAsia="Arial" w:hAnsi="Arial"/>
+          <w:color w:val="666666"/>
+          <w:sz w:val="18"/>
+          <w:szCs w:val="18"/>
+        </w:rPr>
+        <w:t xml:space="preserve">Audit de l'analyseur de validation de la presse</w:t>
+      </w:r>
+    </w:p>
+    <w:p>
+      <w:pPr>
+        <w:pStyle w:val="ListParagraph"/>
+        <w:numPr>
+          <w:ilvl w:val="0"/>
+          <w:numId w:val="2"/>
+        </w:numPr>
+        <w:spacing w:after="60"/>
+      </w:pPr>
+      <w:r>
+        <w:rPr>
+          <w:rFonts w:ascii="Arial" w:cs="Arial" w:eastAsia="Arial" w:hAnsi="Arial"/>
+          <w:color w:val="666666"/>
+          <w:sz w:val="18"/>
+          <w:szCs w:val="18"/>
+        </w:rPr>
+        <w:t xml:space="preserve">Affirmations en yaml de l'habileté research-game</w:t>
       </w:r>
     </w:p>
     <w:sectPr>

--- a/examples/habs_round1_2026/game4_post_2026-04-26_FR.docx
+++ b/examples/habs_round1_2026/game4_post_2026-04-26_FR.docx
@@ -84,7 +84,7 @@
           <w:sz w:val="20"/>
           <w:szCs w:val="20"/>
         </w:rPr>
-        <w:t xml:space="preserve">TBL 3, CH 2. Série égale 2–2; M5 à Tampa.</w:t>
+        <w:t xml:space="preserve">TBL 3, CH 2. Série égale 2–2; cap sur Tampa.</w:t>
       </w:r>
       <w:r>
         <w:rPr>
@@ -93,7 +93,7 @@
           <w:sz w:val="20"/>
           <w:szCs w:val="20"/>
         </w:rPr>
-        <w:t xml:space="preserve"> Le CH menait 2–0 en deuxième, accorde un but à 4 c. 4 avec 54 secondes à faire en P2, puis encaisse deux fois Hagel en troisième (1:40 en AN, 15:07 à 5 c. 5). Hagel compte maintenant 6 buts en 4 matchs.</w:t>
+        <w:t xml:space="preserve"> Le CH avait une avance de deux buts avec trois minutes à faire en deuxième. Il ne l'a pas eue longtemps. Crozier envoie Slafkovský au banc dans la zone neutre à 2:12 du terme; Guentzel marque à 4 c. 4 78 secondes plus tard; Hagel marque deux fois en troisième — une en avantage numérique, une en faisant dévier un tir de Kucherov à partir de la zone payante — pour gagner le match. Hagel compte maintenant six buts en quatre matchs.</w:t>
       </w:r>
     </w:p>
     <w:p>
@@ -114,7 +114,7 @@
           <w:sz w:val="20"/>
           <w:szCs w:val="20"/>
         </w:rPr>
-        <w:t xml:space="preserve">Le CH s'est-il écroulé en P3? À 5 c. 5, non.</w:t>
+        <w:t xml:space="preserve">Le CH s'est-il effondré en troisième? À forces égales, non — et c'est la surprise.</w:t>
       </w:r>
       <w:r>
         <w:rPr>
@@ -123,7 +123,7 @@
           <w:sz w:val="20"/>
           <w:szCs w:val="20"/>
         </w:rPr>
-        <w:t xml:space="preserve"> Corsi% du CH par période : 39,1 % → 35,3 % → </w:t>
+        <w:t xml:space="preserve"> La part de Corsi à 5 c. 5 du CH a fait </w:t>
       </w:r>
       <w:r>
         <w:rPr>
@@ -134,7 +134,7 @@
           <w:sz w:val="20"/>
           <w:szCs w:val="20"/>
         </w:rPr>
-        <w:t xml:space="preserve">50,0 %</w:t>
+        <w:t xml:space="preserve">39 → 35 → 50</w:t>
       </w:r>
       <w:r>
         <w:rPr>
@@ -143,7 +143,7 @@
           <w:sz w:val="20"/>
           <w:szCs w:val="20"/>
         </w:rPr>
-        <w:t xml:space="preserve"> en P3. À 5 c. 5 strict en troisième, c'était égal (7–7 tentatives). Les dégâts viennent des </w:t>
+        <w:t xml:space="preserve"> par période. La troisième a été leur meilleure période à forces égales du match. Ce qui a perdu le match : la discipline. </w:t>
       </w:r>
       <w:r>
         <w:rPr>
@@ -154,7 +154,7 @@
           <w:sz w:val="20"/>
           <w:szCs w:val="20"/>
         </w:rPr>
-        <w:t xml:space="preserve">équipes spéciales + une déviation</w:t>
+        <w:t xml:space="preserve">Trois pénalités du CH en douze minutes</w:t>
       </w:r>
       <w:r>
         <w:rPr>
@@ -163,27 +163,7 @@
           <w:sz w:val="20"/>
           <w:szCs w:val="20"/>
         </w:rPr>
-        <w:t xml:space="preserve">, pas d'un effondrement territorial. </w:t>
-      </w:r>
-      <w:r>
-        <w:rPr>
-          <w:rFonts w:ascii="Arial" w:cs="Arial" w:eastAsia="Arial" w:hAnsi="Arial"/>
-          <w:b/>
-          <w:bCs/>
-          <w:color w:val="111111"/>
-          <w:sz w:val="20"/>
-          <w:szCs w:val="20"/>
-        </w:rPr>
-        <w:t xml:space="preserve">Trois pénalités du CH en P3</w:t>
-      </w:r>
-      <w:r>
-        <w:rPr>
-          <w:rFonts w:ascii="Arial" w:cs="Arial" w:eastAsia="Arial" w:hAnsi="Arial"/>
-          <w:color w:val="111111"/>
-          <w:sz w:val="20"/>
-          <w:szCs w:val="20"/>
-        </w:rPr>
-        <w:t xml:space="preserve"> mettent Tampa sur l'AN — le but égalisateur de Hagel arrive directement sur la deuxième.</w:t>
+        <w:t xml:space="preserve">, et le but égalisateur de Hagel arrive sur la deuxième AN. L'autre but de Hagel : Matheson qui ne sort pas Hagel de la zone payante — même déviation, même défenseur sur la glace, à dix minutes d'intervalle.</w:t>
       </w:r>
     </w:p>
     <w:p>
@@ -204,7 +184,7 @@
           <w:sz w:val="20"/>
           <w:szCs w:val="20"/>
         </w:rPr>
-        <w:t xml:space="preserve">La mise en échec de Slafkovský est le 2ᵉ événement d'ancrage cadriciel de la série, pas le « 2ᵉ match consécutif ».</w:t>
+        <w:t xml:space="preserve">La mise en échec sur Slafkovský est la deuxième fois dans cette série que Tampa lui assène un événement de contact lourd à un moment chargé.</w:t>
       </w:r>
       <w:r>
         <w:rPr>
@@ -213,7 +193,7 @@
           <w:sz w:val="20"/>
           <w:szCs w:val="20"/>
         </w:rPr>
-        <w:t xml:space="preserve"> Le combat Hagel-Slafkovský était au </w:t>
+        <w:t xml:space="preserve"> Le M2, c'était le combat avec Hagel à 5:14 de la P2, et le partage par tranche se voit dans les chiffres (8 TB / 3 buts avant, 2 / 0 après). M4 : Crozier trouve Slaf en pleine zone neutre, avec le CH menant 2–0. Sa fiche individuelle disparaît — 2 TB avant, </w:t>
       </w:r>
       <w:r>
         <w:rPr>
@@ -224,7 +204,7 @@
           <w:sz w:val="20"/>
           <w:szCs w:val="20"/>
         </w:rPr>
-        <w:t xml:space="preserve">Match 2</w:t>
+        <w:t xml:space="preserve">0 après</w:t>
       </w:r>
       <w:r>
         <w:rPr>
@@ -233,27 +213,7 @@
           <w:sz w:val="20"/>
           <w:szCs w:val="20"/>
         </w:rPr>
-        <w:t xml:space="preserve"> (P2 5:14); le M3 n'avait aucun événement comparable. M4 : Crozier frappe à 17:48 de la P2 (avec le CH menant 2–0). Le but de Guentzel à 4 c. 4 suit </w:t>
-      </w:r>
-      <w:r>
-        <w:rPr>
-          <w:rFonts w:ascii="Arial" w:cs="Arial" w:eastAsia="Arial" w:hAnsi="Arial"/>
-          <w:b/>
-          <w:bCs/>
-          <w:color w:val="111111"/>
-          <w:sz w:val="20"/>
-          <w:szCs w:val="20"/>
-        </w:rPr>
-        <w:t xml:space="preserve">78 secondes plus tard</w:t>
-      </w:r>
-      <w:r>
-        <w:rPr>
-          <w:rFonts w:ascii="Arial" w:cs="Arial" w:eastAsia="Arial" w:hAnsi="Arial"/>
-          <w:color w:val="111111"/>
-          <w:sz w:val="20"/>
-          <w:szCs w:val="20"/>
-        </w:rPr>
-        <w:t xml:space="preserve">. La presse parle d'une « triade » qui a tourné le match — les données affinent : mise en échec + but à 4 c. 4 + indiscipline en P3.</w:t>
+        <w:t xml:space="preserve">, sa part de temps de glace coupée de moitié (39 % → 21 %). La possession de son trio s'améliore en fait sur l'échantillon — donc le CH ne ment pas en disant que ça n'a pas brisé la structure. Mais Slafkovský lui-même n'était pas le même joueur après, et Bolduc a été le seul dans le vestiaire à l'admettre.</w:t>
       </w:r>
     </w:p>
     <w:p>
@@ -382,7 +342,7 @@
           <w:sz w:val="30"/>
           <w:szCs w:val="30"/>
         </w:rPr>
-        <w:t xml:space="preserve">1. La chronologie d'une avance de 2–0 qui s'évanouit</w:t>
+        <w:t xml:space="preserve">1. L'avance de deux buts qui s'évanouit en douze minutes</w:t>
       </w:r>
     </w:p>
     <w:p>
@@ -398,7 +358,7 @@
           <w:sz w:val="20"/>
           <w:szCs w:val="20"/>
         </w:rPr>
-        <w:t xml:space="preserve">Séquence des buts en ordre chronologique + la mise en échec de Crozier sur Slafkovský insérée à son moment réel. La fenêtre de 78 secondes entre la mise en échec et le but de Guentzel à 4 c. 4, c'est ce que Marc Antoine Godin (Radio-Canada) appelle « la triade » — les chiffres sont plus bas.</w:t>
+        <w:t xml:space="preserve">Séquence des buts en ordre chronologique, avec la mise en échec de Crozier sur Slafkovský insérée à son moment réel pour rendre visible la fenêtre de 78 secondes avant le but de Guentzel. La couleur de la rangée indique l'équipe qui marque; la rangée ambre est la mise en échec.</w:t>
       </w:r>
     </w:p>
     <w:tbl>
@@ -1432,7 +1392,7 @@
           <w:sz w:val="24"/>
           <w:szCs w:val="24"/>
         </w:rPr>
-        <w:t xml:space="preserve">Le CH s'est-il écroulé?</w:t>
+        <w:t xml:space="preserve">Comment le match s'est échappé</w:t>
       </w:r>
     </w:p>
     <w:p>
@@ -1453,7 +1413,7 @@
           <w:sz w:val="20"/>
           <w:szCs w:val="20"/>
         </w:rPr>
-        <w:t xml:space="preserve">À 5 c. 5, non.</w:t>
+        <w:t xml:space="preserve">Pendant une bonne partie de quarante minutes, le CH était là où il voulait être.</w:t>
       </w:r>
       <w:r>
         <w:rPr>
@@ -1462,27 +1422,7 @@
           <w:sz w:val="20"/>
           <w:szCs w:val="20"/>
         </w:rPr>
-        <w:t xml:space="preserve"> Corsi% du CH par période : 39,1 → 35,3 → </w:t>
-      </w:r>
-      <w:r>
-        <w:rPr>
-          <w:rFonts w:ascii="Arial" w:cs="Arial" w:eastAsia="Arial" w:hAnsi="Arial"/>
-          <w:b/>
-          <w:bCs/>
-          <w:color w:val="111111"/>
-          <w:sz w:val="20"/>
-          <w:szCs w:val="20"/>
-        </w:rPr>
-        <w:t xml:space="preserve">50,0</w:t>
-      </w:r>
-      <w:r>
-        <w:rPr>
-          <w:rFonts w:ascii="Arial" w:cs="Arial" w:eastAsia="Arial" w:hAnsi="Arial"/>
-          <w:color w:val="111111"/>
-          <w:sz w:val="20"/>
-          <w:szCs w:val="20"/>
-        </w:rPr>
-        <w:t xml:space="preserve">. À 5 c. 5 strict en troisième, c'était égal — 7–7 en tentatives. Le CH a été plus équilibré à forces égales en P3 qu'en P1 ou P2.</w:t>
+        <w:t xml:space="preserve"> Bolduc convertit une belle séquence en zone offensive à 10:06 de la P2; Caufield porte la marque à 2–0 en avantage numérique trois minutes et demie plus tard. Tampa tire toujours du mauvais côté de la bataille territoriale (Corsi 35–65 en sa faveur à 5 c. 5 sur deux périodes), mais Dobeš et un CH qui parie sur la qualité plutôt que le volume avaient transformé ça en avance de deux.</w:t>
       </w:r>
     </w:p>
     <w:p>
@@ -1503,7 +1443,7 @@
           <w:sz w:val="20"/>
           <w:szCs w:val="20"/>
         </w:rPr>
-        <w:t xml:space="preserve">Aux spéciales, oui.</w:t>
+        <w:t xml:space="preserve">Puis, en trois jeux, le scénario bascule.</w:t>
       </w:r>
       <w:r>
         <w:rPr>
@@ -1512,7 +1452,7 @@
           <w:sz w:val="20"/>
           <w:szCs w:val="20"/>
         </w:rPr>
-        <w:t xml:space="preserve"> Trois pénalités du CH en P3 (vs 1 en P1, 0 en P2). Le but égalisateur de Hagel à 1:40 de la P3 vient sur la deuxième de ces AN. La ligne « équipe vétérane qui punit l'indiscipline » de St-Louis après-match survit aux chiffres — c'est exactement le mécanisme.</w:t>
+        <w:t xml:space="preserve"> Crozier termine Slafkovský en pleine poitrine dans la zone neutre à 2:12 du terme. Slafkovský prend une longue présence pour rejoindre le banc. Soixante-dix-huit secondes plus tard, sur un 4 c. 4 issu de pénalités coïncidentes, Guentzel bat Dobeš sur une passe de Moser — 2–1, avec 54 secondes à faire à la période. Tampa continue de pousser; seul le sifflet sauve l'avance pour l'entracte.</w:t>
       </w:r>
     </w:p>
     <w:p>
@@ -1533,7 +1473,7 @@
           <w:sz w:val="20"/>
           <w:szCs w:val="20"/>
         </w:rPr>
-        <w:t xml:space="preserve">La phase 4 c. 4 a été le point d'inflexion.</w:t>
+        <w:t xml:space="preserve">La troisième période se lit en deux temps selon la lentille.</w:t>
       </w:r>
       <w:r>
         <w:rPr>
@@ -1542,7 +1482,7 @@
           <w:sz w:val="20"/>
           <w:szCs w:val="20"/>
         </w:rPr>
-        <w:t xml:space="preserve"> De 2–0 avec 9:54 à faire en P2 à 2–1 avec 0:54 à faire, dans une séquence qui inclut la mise en échec de Crozier. Une fois ramené à un but d'écart, Tampa a fait jouer Hagel et Kucherov ensemble par séquences en P3, et un but en AN + une déviation de zone offensive ont suffi. </w:t>
+        <w:t xml:space="preserve"> À 5 c. 5, le CH était bien — Corsi% par période : 39 → 35 → </w:t>
       </w:r>
       <w:r>
         <w:rPr>
@@ -1553,7 +1493,7 @@
           <w:sz w:val="20"/>
           <w:szCs w:val="20"/>
         </w:rPr>
-        <w:t xml:space="preserve">Matheson était sur la glace pour les deux buts de Hagel.</w:t>
+        <w:t xml:space="preserve">50</w:t>
       </w:r>
       <w:r>
         <w:rPr>
@@ -1562,7 +1502,27 @@
           <w:sz w:val="20"/>
           <w:szCs w:val="20"/>
         </w:rPr>
-        <w:t xml:space="preserve"> Les deux tirs étaient des déviations à environ 15 pi du filet.</w:t>
+        <w:t xml:space="preserve">. Les tentatives strictement à forces égales en troisième : 7–7. Le CH n'est pas confiné en zone, ne s'essouffle pas. Ce qu'il fait : trois pénalités en douze minutes. Le but égalisateur de Hagel à 1:40 vient directement sur la deuxième de ces AN, en faisant dévier Kucherov à partir de la zone payante. Son but vainqueur à 15:07 est presque le même tir, presque le même endroit, </w:t>
+      </w:r>
+      <w:r>
+        <w:rPr>
+          <w:rFonts w:ascii="Arial" w:cs="Arial" w:eastAsia="Arial" w:hAnsi="Arial"/>
+          <w:b/>
+          <w:bCs/>
+          <w:color w:val="111111"/>
+          <w:sz w:val="20"/>
+          <w:szCs w:val="20"/>
+        </w:rPr>
+        <w:t xml:space="preserve">et le même défenseur (Matheson) sur la glace incapable de le sortir</w:t>
+      </w:r>
+      <w:r>
+        <w:rPr>
+          <w:rFonts w:ascii="Arial" w:cs="Arial" w:eastAsia="Arial" w:hAnsi="Arial"/>
+          <w:color w:val="111111"/>
+          <w:sz w:val="20"/>
+          <w:szCs w:val="20"/>
+        </w:rPr>
+        <w:t xml:space="preserve">.</w:t>
       </w:r>
     </w:p>
     <w:p>
@@ -1583,7 +1543,7 @@
           <w:sz w:val="20"/>
           <w:szCs w:val="20"/>
         </w:rPr>
-        <w:t xml:space="preserve">Ce qui ne s'est pas produit.</w:t>
+        <w:t xml:space="preserve">La ligne radio-poubelle — « le CH s'est écroulé sous la pression » — ne survit pas à la lecture 5 c. 5.</w:t>
       </w:r>
       <w:r>
         <w:rPr>
@@ -1592,7 +1552,7 @@
           <w:sz w:val="20"/>
           <w:szCs w:val="20"/>
         </w:rPr>
-        <w:t xml:space="preserve"> Le CH n'a pas explosé en P3 à 5 c. 5. L'histoire n'est pas « le CH s'effondre sous la pression » — c'est « Tampa convertit trois manques de discipline + une perte en zone défensive en remontée pendant que le CH continue de jouer à peu près à égalité à forces égales ».</w:t>
+        <w:t xml:space="preserve"> Le jeu à forces égales n'a pas été le point de rupture; les points de rupture ont été a) rester hors du banc des pénalités et b) sortir Hagel de la zone payante. Les deux sont corrigeables. Aucun n'est un effondrement structurel.</w:t>
       </w:r>
     </w:p>
     <w:p>
@@ -5898,7 +5858,7 @@
           <w:sz w:val="30"/>
           <w:szCs w:val="30"/>
         </w:rPr>
-        <w:t xml:space="preserve">6. Slafkovský et le patron des événements de contact (correction)</w:t>
+        <w:t xml:space="preserve">6. La mise en échec sur Slafkovský — ce qu'elle a tué, ce qu'elle n'a pas tué</w:t>
       </w:r>
     </w:p>
     <w:p>
@@ -5912,27 +5872,7 @@
           <w:sz w:val="20"/>
           <w:szCs w:val="20"/>
         </w:rPr>
-        <w:t xml:space="preserve">Le cadriciel traite le M4 (mise en échec de Crozier) et le M2 (combat avec Hagel) comme des points d'ancrage de tranche. </w:t>
-      </w:r>
-      <w:r>
-        <w:rPr>
-          <w:rFonts w:ascii="Arial" w:cs="Arial" w:eastAsia="Arial" w:hAnsi="Arial"/>
-          <w:b/>
-          <w:bCs/>
-          <w:color w:val="111111"/>
-          <w:sz w:val="20"/>
-          <w:szCs w:val="20"/>
-        </w:rPr>
-        <w:t xml:space="preserve">Ce n'est pas « deux matchs consécutifs » — le M3 n'avait aucun événement comparable.</w:t>
-      </w:r>
-      <w:r>
-        <w:rPr>
-          <w:rFonts w:ascii="Arial" w:cs="Arial" w:eastAsia="Arial" w:hAnsi="Arial"/>
-          <w:color w:val="111111"/>
-          <w:sz w:val="20"/>
-          <w:szCs w:val="20"/>
-        </w:rPr>
-        <w:t xml:space="preserve"> Chronologie multimatchs :</w:t>
+        <w:t xml:space="preserve">L'image qui reste du Match 4, c'est Crozier qui termine Slafkovský avec deux minutes à faire en deuxième, le CH menant 2–0, le Centre Bell debout. Tampa marque 78 secondes plus tard. Rendu en troisième, Slafkovský n'était plus le même joueur. La question est de savoir si le CH non plus était la même équipe — et là, les chiffres se séparent du bruit ambiant.</w:t>
       </w:r>
     </w:p>
     <w:p>
@@ -5953,7 +5893,7 @@
           <w:sz w:val="20"/>
           <w:szCs w:val="20"/>
         </w:rPr>
-        <w:t xml:space="preserve">Match 1</w:t>
+        <w:t xml:space="preserve">La mise en échec, en chiffres.</w:t>
       </w:r>
       <w:r>
         <w:rPr>
@@ -5962,7 +5902,27 @@
           <w:sz w:val="20"/>
           <w:szCs w:val="20"/>
         </w:rPr>
-        <w:t xml:space="preserve"> (CH 4–3 PR) · Tour du chapeau de Slafkovský · Mise en échec de Cernak à 0:20 de la P1 — trop tôt dans la série pour être un ancrage.</w:t>
+        <w:t xml:space="preserve"> Avant : 11,55 min de temps de glace (38,7 % du temps écoulé), 2 tirs au but, le CH 1 but / le TBL 0 avec lui sur la glace. Après : 4,67 min (21,0 % du temps qu'il restait), </w:t>
+      </w:r>
+      <w:r>
+        <w:rPr>
+          <w:rFonts w:ascii="Arial" w:cs="Arial" w:eastAsia="Arial" w:hAnsi="Arial"/>
+          <w:b/>
+          <w:bCs/>
+          <w:color w:val="111111"/>
+          <w:sz w:val="20"/>
+          <w:szCs w:val="20"/>
+        </w:rPr>
+        <w:t xml:space="preserve">0 TB, 0 raté, 0 récupération ou mise en échec donnée</w:t>
+      </w:r>
+      <w:r>
+        <w:rPr>
+          <w:rFonts w:ascii="Arial" w:cs="Arial" w:eastAsia="Arial" w:hAnsi="Arial"/>
+          <w:color w:val="111111"/>
+          <w:sz w:val="20"/>
+          <w:szCs w:val="20"/>
+        </w:rPr>
+        <w:t xml:space="preserve">, et Tampa marque une fois avec lui sur la glace. Sa fiche individuelle est la coupure « avant / après » la plus nette de la série.</w:t>
       </w:r>
     </w:p>
     <w:p>
@@ -5983,7 +5943,7 @@
           <w:sz w:val="20"/>
           <w:szCs w:val="20"/>
         </w:rPr>
-        <w:t xml:space="preserve">Match 2</w:t>
+        <w:t xml:space="preserve">Son trio, par contre, s'en est tiré.</w:t>
       </w:r>
       <w:r>
         <w:rPr>
@@ -5992,27 +5952,7 @@
           <w:sz w:val="20"/>
           <w:szCs w:val="20"/>
         </w:rPr>
-        <w:t xml:space="preserve"> (TBL 3–2 PR) · </w:t>
-      </w:r>
-      <w:r>
-        <w:rPr>
-          <w:rFonts w:ascii="Arial" w:cs="Arial" w:eastAsia="Arial" w:hAnsi="Arial"/>
-          <w:b/>
-          <w:bCs/>
-          <w:color w:val="111111"/>
-          <w:sz w:val="20"/>
-          <w:szCs w:val="20"/>
-        </w:rPr>
-        <w:t xml:space="preserve">Combat Hagel-Slafkovský à 5:14 de la P2</w:t>
-      </w:r>
-      <w:r>
-        <w:rPr>
-          <w:rFonts w:ascii="Arial" w:cs="Arial" w:eastAsia="Arial" w:hAnsi="Arial"/>
-          <w:color w:val="111111"/>
-          <w:sz w:val="20"/>
-          <w:szCs w:val="20"/>
-        </w:rPr>
-        <w:t xml:space="preserve"> · Tranche avant (M1 + M2 jusqu'au combat) : 8 TB, 3 buts en 29,9 min. Tranche après (M2 dès 5:14 + M3) : 2 TB, 0 but en 35,0 min. Source : `game2_context.yaml`.</w:t>
+        <w:t xml:space="preserve"> Avec Slafkovský sur la glace à 5 c. 5, le Corsi du CH avant la mise en échec était à 23 % (3 tentatives contre 10). Après, il monte à 67 % (4 à 2). Petit échantillon — six minutes au total — mais les chiffres disent que le trio comme unité n'a pas explosé. Slafkovský oui. C'est une distinction précise que les citations du vestiaire ont surtout manquée : Matheson qui dit « Je ne pense pas » colle à la lecture d'équipe; Bolduc qui dit « Peut-être que ça leur a donné un peu de gaz » colle à la lecture du joueur, et Bolduc a raison.</w:t>
       </w:r>
     </w:p>
     <w:p>
@@ -6033,7 +5973,7 @@
           <w:sz w:val="20"/>
           <w:szCs w:val="20"/>
         </w:rPr>
-        <w:t xml:space="preserve">Match 3</w:t>
+        <w:t xml:space="preserve">C'est la deuxième fois cette série que Tampa applique un événement de contact lourd à Slafkovský à un moment chargé.</w:t>
       </w:r>
       <w:r>
         <w:rPr>
@@ -6042,7 +5982,7 @@
           <w:sz w:val="20"/>
           <w:szCs w:val="20"/>
         </w:rPr>
-        <w:t xml:space="preserve"> (CH 3–2 PR) · Aucun événement de contact d'ancrage cadriciel. Que des contacts de niveau échec-avant routinier. Source : `game3_context.yaml`.</w:t>
+        <w:t xml:space="preserve"> Au Match 2, c'était Hagel, combats simultanés à 5:14 de la P2. Le partage par tranche y était propre : 8 tirs et 3 buts avant, 2 tirs et 0 but sur le reste de ce match plus tout le M3. Le M4 produit la même forme de disparition individuelle, sur une fenêtre plus serrée. Le Match 5 à Tampa va dire si c'est un plan « cibler-éteindre » délibéré ou deux moments opportunistes qui riment.</w:t>
       </w:r>
     </w:p>
     <w:p>
@@ -6063,7 +6003,7 @@
           <w:sz w:val="20"/>
           <w:szCs w:val="20"/>
         </w:rPr>
-        <w:t xml:space="preserve">Match 4</w:t>
+        <w:t xml:space="preserve">La mise en échec a-t-elle tué le momentum du CH?</w:t>
       </w:r>
       <w:r>
         <w:rPr>
@@ -6072,117 +6012,7 @@
           <w:sz w:val="20"/>
           <w:szCs w:val="20"/>
         </w:rPr>
-        <w:t xml:space="preserve"> (TBL 3–2) · </w:t>
-      </w:r>
-      <w:r>
-        <w:rPr>
-          <w:rFonts w:ascii="Arial" w:cs="Arial" w:eastAsia="Arial" w:hAnsi="Arial"/>
-          <w:b/>
-          <w:bCs/>
-          <w:color w:val="111111"/>
-          <w:sz w:val="20"/>
-          <w:szCs w:val="20"/>
-        </w:rPr>
-        <w:t xml:space="preserve">Mise en échec de Crozier sur Slafkovský à 17:48 de la P2</w:t>
-      </w:r>
-      <w:r>
-        <w:rPr>
-          <w:rFonts w:ascii="Arial" w:cs="Arial" w:eastAsia="Arial" w:hAnsi="Arial"/>
-          <w:color w:val="111111"/>
-          <w:sz w:val="20"/>
-          <w:szCs w:val="20"/>
-        </w:rPr>
-        <w:t xml:space="preserve">, le CH menant 2–0. Avant : 11,55 min de TG, 2 TB, 1 but du CH / 0 du TBL sur la glace. Après : 4,67 min de TG (la part de TG passe de 38,7 % à 21,0 % du temps disponible), 0 TB, 0 / 1 sur la glace. </w:t>
-      </w:r>
-      <w:r>
-        <w:rPr>
-          <w:rFonts w:ascii="Arial" w:cs="Arial" w:eastAsia="Arial" w:hAnsi="Arial"/>
-          <w:b/>
-          <w:bCs/>
-          <w:color w:val="111111"/>
-          <w:sz w:val="20"/>
-          <w:szCs w:val="20"/>
-        </w:rPr>
-        <w:t xml:space="preserve">Le Corsi 5 c. 5 du trio de Slaf s'est en fait AMÉLIORÉ après (3-10 → 4-2 sur 4,67 min) — mais sa production individuelle disparaît et son TG est coupé de moitié.</w:t>
-      </w:r>
-      <w:r>
-        <w:rPr>
-          <w:rFonts w:ascii="Arial" w:cs="Arial" w:eastAsia="Arial" w:hAnsi="Arial"/>
-          <w:color w:val="111111"/>
-          <w:sz w:val="20"/>
-          <w:szCs w:val="20"/>
-        </w:rPr>
-        <w:t xml:space="preserve"> Source : `game4_context.yaml` + dossier compagnon.</w:t>
-      </w:r>
-    </w:p>
-    <w:p>
-      <w:pPr>
-        <w:pStyle w:val="ListParagraph"/>
-        <w:numPr>
-          <w:ilvl w:val="0"/>
-          <w:numId w:val="2"/>
-        </w:numPr>
-        <w:spacing w:after="80"/>
-      </w:pPr>
-      <w:r>
-        <w:rPr>
-          <w:rFonts w:ascii="Arial" w:cs="Arial" w:eastAsia="Arial" w:hAnsi="Arial"/>
-          <w:b/>
-          <w:bCs/>
-          <w:color w:val="111111"/>
-          <w:sz w:val="20"/>
-          <w:szCs w:val="20"/>
-        </w:rPr>
-        <w:t xml:space="preserve">Lecture de la presse vs lecture des données.</w:t>
-      </w:r>
-      <w:r>
-        <w:rPr>
-          <w:rFonts w:ascii="Arial" w:cs="Arial" w:eastAsia="Arial" w:hAnsi="Arial"/>
-          <w:color w:val="111111"/>
-          <w:sz w:val="20"/>
-          <w:szCs w:val="20"/>
-        </w:rPr>
-        <w:t xml:space="preserve"> Marc Antoine Godin parle de « la triade » qui a tourné le match. Les joueurs nient un effet (Matheson : « Je ne pense pas »). Bolduc admet : « Peut-être que ça leur a donné un peu de gaz. » </w:t>
-      </w:r>
-      <w:r>
-        <w:rPr>
-          <w:rFonts w:ascii="Arial" w:cs="Arial" w:eastAsia="Arial" w:hAnsi="Arial"/>
-          <w:b/>
-          <w:bCs/>
-          <w:color w:val="111111"/>
-          <w:sz w:val="20"/>
-          <w:szCs w:val="20"/>
-        </w:rPr>
-        <w:t xml:space="preserve">La lecture honnête des données</w:t>
-      </w:r>
-      <w:r>
-        <w:rPr>
-          <w:rFonts w:ascii="Arial" w:cs="Arial" w:eastAsia="Arial" w:hAnsi="Arial"/>
-          <w:color w:val="111111"/>
-          <w:sz w:val="20"/>
-          <w:szCs w:val="20"/>
-        </w:rPr>
-        <w:t xml:space="preserve"> : Bolduc avait raison. La mise en échec (17:48) précède le but de Guentzel à 4 c. 4 (19:06) de </w:t>
-      </w:r>
-      <w:r>
-        <w:rPr>
-          <w:rFonts w:ascii="Arial" w:cs="Arial" w:eastAsia="Arial" w:hAnsi="Arial"/>
-          <w:b/>
-          <w:bCs/>
-          <w:color w:val="111111"/>
-          <w:sz w:val="20"/>
-          <w:szCs w:val="20"/>
-        </w:rPr>
-        <w:t xml:space="preserve">78 secondes</w:t>
-      </w:r>
-      <w:r>
-        <w:rPr>
-          <w:rFonts w:ascii="Arial" w:cs="Arial" w:eastAsia="Arial" w:hAnsi="Arial"/>
-          <w:color w:val="111111"/>
-          <w:sz w:val="20"/>
-          <w:szCs w:val="20"/>
-        </w:rPr>
-        <w:t xml:space="preserve">. La possession à 5 c. 5 du trio de Slaf s'améliore sur un mini-échantillon; sa production individuelle se tarit. Le cadre « 2ᵉ match consécutif » utilisé dans certains comptes-rendus est faux — les ancrages cadriciels sont M2 et M4, avec le M3 entre les deux.</w:t>
+        <w:t xml:space="preserve"> Réponse honnête : elle n'a pas tué le CH, mais elle a tué Slafkovský pour la soirée, et le 4 c. 4 a fait le reste. Le but de Guentzel 78 secondes plus tard, c'est celui qui transforme l'avance de confortable en fragile. Mettre ce but au pied de la mise en échec ou au pied des pénalités coïncidentes, c'est une question de bande vidéo, pas de chiffres. À partir de là, la structure d'équipe a tenu; seule la discipline a craqué.</w:t>
       </w:r>
     </w:p>
     <w:p>
@@ -8832,7 +8662,7 @@
         </w:numPr>
         <w:spacing w:after="60"/>
       </w:pPr>
-      <w:hyperlink w:history="1" r:id="rIdocoimmey-5mucafclksqe">
+      <w:hyperlink w:history="1" r:id="rIdfi3xdbvg9jxc8rhzwmr0z">
         <w:r>
           <w:rPr>
             <w:rStyle w:val="Hyperlink"/>
@@ -8853,7 +8683,7 @@
         </w:numPr>
         <w:spacing w:after="60"/>
       </w:pPr>
-      <w:hyperlink w:history="1" r:id="rIdwlx8wnjmvyj2e-un9fajq">
+      <w:hyperlink w:history="1" r:id="rId98k5mlrowtb9j3qiv8hxi">
         <w:r>
           <w:rPr>
             <w:rStyle w:val="Hyperlink"/>
@@ -8874,7 +8704,7 @@
         </w:numPr>
         <w:spacing w:after="60"/>
       </w:pPr>
-      <w:hyperlink w:history="1" r:id="rIdq2jhvswyjajma1ojf-xl_">
+      <w:hyperlink w:history="1" r:id="rIdssb-k-a2dcydsm6hfnsba">
         <w:r>
           <w:rPr>
             <w:rStyle w:val="Hyperlink"/>
@@ -8895,7 +8725,7 @@
         </w:numPr>
         <w:spacing w:after="60"/>
       </w:pPr>
-      <w:hyperlink w:history="1" r:id="rIdxkhpiyomt31fadgeu9eq9">
+      <w:hyperlink w:history="1" r:id="rId3ygqq085p_kcvpof1yno8">
         <w:r>
           <w:rPr>
             <w:rStyle w:val="Hyperlink"/>
@@ -8932,7 +8762,7 @@
         </w:numPr>
         <w:spacing w:after="60"/>
       </w:pPr>
-      <w:hyperlink w:history="1" r:id="rIddmtjjal_vvzgyyw8ct_ql">
+      <w:hyperlink w:history="1" r:id="rIdvdsiu7crcnd63rt0xzhin">
         <w:r>
           <w:rPr>
             <w:rStyle w:val="Hyperlink"/>
@@ -8953,7 +8783,7 @@
         </w:numPr>
         <w:spacing w:after="60"/>
       </w:pPr>
-      <w:hyperlink w:history="1" r:id="rIdpcrtxlpcl3lqfogra7640">
+      <w:hyperlink w:history="1" r:id="rIdfafbel26pjhsu7rzwpy9u">
         <w:r>
           <w:rPr>
             <w:rStyle w:val="Hyperlink"/>
@@ -8974,7 +8804,7 @@
         </w:numPr>
         <w:spacing w:after="60"/>
       </w:pPr>
-      <w:hyperlink w:history="1" r:id="rIdlcpk32o-wvmxg9bfggemk">
+      <w:hyperlink w:history="1" r:id="rIdguqzeqsroowohngeozwzw">
         <w:r>
           <w:rPr>
             <w:rStyle w:val="Hyperlink"/>
@@ -8995,7 +8825,7 @@
         </w:numPr>
         <w:spacing w:after="60"/>
       </w:pPr>
-      <w:hyperlink w:history="1" r:id="rIdkmajlgd-efycagrdarkxh">
+      <w:hyperlink w:history="1" r:id="rIdjtezxgh9dvvhcs0bcvh-m">
         <w:r>
           <w:rPr>
             <w:rStyle w:val="Hyperlink"/>
@@ -9016,7 +8846,7 @@
         </w:numPr>
         <w:spacing w:after="60"/>
       </w:pPr>
-      <w:hyperlink w:history="1" r:id="rIdbdhzcaggxiviktwunfurb">
+      <w:hyperlink w:history="1" r:id="rIdbaafbvo-bh0_burwkgsgj">
         <w:r>
           <w:rPr>
             <w:rStyle w:val="Hyperlink"/>
@@ -9053,7 +8883,7 @@
         </w:numPr>
         <w:spacing w:after="60"/>
       </w:pPr>
-      <w:hyperlink w:history="1" r:id="rIduar6fnuqqkbuf7j6s6taa">
+      <w:hyperlink w:history="1" r:id="rIde-gerwovj_baje3autk4q">
         <w:r>
           <w:rPr>
             <w:rStyle w:val="Hyperlink"/>
@@ -9074,7 +8904,7 @@
         </w:numPr>
         <w:spacing w:after="60"/>
       </w:pPr>
-      <w:hyperlink w:history="1" r:id="rIdhnszna1wlnpojqvxgv9yv">
+      <w:hyperlink w:history="1" r:id="rIdw_fog0ismgwsywyqo6g16">
         <w:r>
           <w:rPr>
             <w:rStyle w:val="Hyperlink"/>
@@ -9095,7 +8925,7 @@
         </w:numPr>
         <w:spacing w:after="60"/>
       </w:pPr>
-      <w:hyperlink w:history="1" r:id="rIdm6sgz8ilndzgo7z01owyz">
+      <w:hyperlink w:history="1" r:id="rId2jgqojs5awr7wwrqwpemv">
         <w:r>
           <w:rPr>
             <w:rStyle w:val="Hyperlink"/>
@@ -9116,7 +8946,7 @@
         </w:numPr>
         <w:spacing w:after="60"/>
       </w:pPr>
-      <w:hyperlink w:history="1" r:id="rIdlwvvhd9tmks1rwuhurrmh">
+      <w:hyperlink w:history="1" r:id="rIdw96if7xktzpe3y4engxal">
         <w:r>
           <w:rPr>
             <w:rStyle w:val="Hyperlink"/>
@@ -9137,7 +8967,7 @@
         </w:numPr>
         <w:spacing w:after="60"/>
       </w:pPr>
-      <w:hyperlink w:history="1" r:id="rIdrlv7seyi2bs3jvspmh-li">
+      <w:hyperlink w:history="1" r:id="rIdorhcu6qvelfn7gb3a_zsp">
         <w:r>
           <w:rPr>
             <w:rStyle w:val="Hyperlink"/>
